--- a/Capstone_Project/04_System_Design_and_Development/Group-3_Chapter_4_System_Design_and_Development.docx
+++ b/Capstone_Project/04_System_Design_and_Development/Group-3_Chapter_4_System_Design_and_Development.docx
@@ -37,7 +37,6 @@
       </w:r>
       <w:r>
         <w:br/>
-        <w:t>Student / Group Template</w:t>
       </w:r>
       <w:r>
         <w:br/>
@@ -197,7 +196,7 @@
           </w:tcPr>
           <w:p>
             <w:r>
-              <w:t>Week 3 (sections 4.6 to 4.8 to follow in Week 4)</w:t>
+              <w:t>Week 5</w:t>
             </w:r>
           </w:p>
         </w:tc>
@@ -223,7 +222,7 @@
           </w:tcPr>
           <w:p>
             <w:r>
-              <w:t>Monday 19 October 2026</w:t>
+              <w:t>Saturday 24 October 2026</w:t>
             </w:r>
           </w:p>
         </w:tc>
@@ -245,65 +244,49 @@
     </w:p>
     <w:p>
       <w:pPr>
-        <w:keepNext/>
-      </w:pPr>
-      <w:r>
-        <w:t>Explain the purpose of the design and implementation chapter.</w:t>
+        <w:spacing w:after="60"/>
+      </w:pPr>
+      <w:r>
+        <w:rPr/>
+        <w:t>This chapter shows how CampusBook is designed It covers the architecture the UML diagrams the database design and the user interface wireframes followed by the technology stack and the repository structure</w:t>
       </w:r>
     </w:p>
     <w:p>
       <w:pPr>
-        <w:spacing w:after="60"/>
-      </w:pPr>
-      <w:r>
-        <w:rPr/>
-        <w:t>This chapter shows how CampusBook is designed It covers the architecture the UML diagrams the database design and the user interface wireframes followed by the technology stack and the repository structure</w:t>
+        <w:pStyle w:val="Heading1"/>
+      </w:pPr>
+      <w:r>
+        <w:t>4.2 System Architecture</w:t>
       </w:r>
     </w:p>
     <w:p>
       <w:pPr>
-        <w:pStyle w:val="Heading1"/>
-      </w:pPr>
-      <w:r>
-        <w:t>4.2 System Architecture</w:t>
+        <w:spacing w:after="80"/>
+      </w:pPr>
+      <w:r>
+        <w:rPr/>
+        <w:t>CampusBook</w:t>
+      </w:r>
+      <w:r>
+        <w:rPr/>
+        <w:t xml:space="preserve"> uses a three</w:t>
+      </w:r>
+      <w:r>
+        <w:rPr/>
+        <w:t xml:space="preserve"> </w:t>
+      </w:r>
+      <w:r>
+        <w:rPr/>
+        <w:t>tier architecture The client tier is a React web app that runs in the browser on a phone or laptop The application tier is a Node.js and Express API that holds all business rules The data tier is a MySQL database Splitting the system this way keeps the interface the rules and the data separate so each team member can work on one tier without breaking the others</w:t>
       </w:r>
     </w:p>
     <w:p>
       <w:pPr>
-        <w:keepNext/>
-      </w:pPr>
-      <w:r>
-        <w:t>Present and explain the architecture diagram, components and data flow.</w:t>
-      </w:r>
-    </w:p>
-    <w:p>
-      <w:pPr>
         <w:spacing w:after="80"/>
       </w:pPr>
       <w:r>
         <w:rPr/>
-        <w:t>CampusBook</w:t>
-      </w:r>
-      <w:r>
-        <w:rPr/>
-        <w:t xml:space="preserve"> uses a three</w:t>
-      </w:r>
-      <w:r>
-        <w:rPr/>
-        <w:t xml:space="preserve"> </w:t>
-      </w:r>
-      <w:r>
-        <w:rPr/>
-        <w:t>tier architecture The client tier is a React web app that runs in the browser on a phone or laptop The application tier is a Node.js and Express API that holds all business rules The data tier is a MySQL database Splitting the system this way keeps the interface the rules and the data separate so each team member can work on one tier without breaking the others</w:t>
-      </w:r>
-    </w:p>
-    <w:p>
-      <w:pPr>
-        <w:spacing w:after="80"/>
-      </w:pPr>
-      <w:r>
-        <w:rPr/>
-        <w:t>Every request from the browser goes to the API over HTTPS as JSON Middleware checks the login token and the user role and validates the input before any route runs the auth slot and booking routes then read and write the database A scheduler runs every 15 minutes finds bookings that are due a reminder and sends them through the email service Booking confirmations are sent straight after a booking is saved</w:t>
+        <w:t>Every request from the browser goes to the API over HTTPS as JSON Middleware checks the login token and the user role and validates the input before any route runs the auth slot and booking routes then read and write the database A scheduler runs every minute finds bookings that are due a reminder and sends them through the email service Booking confirmations are sent straight after a booking is saved</w:t>
       </w:r>
     </w:p>
     <w:p>
@@ -357,14 +340,6 @@
     <w:p>
       <w:pPr>
         <w:keepNext/>
-      </w:pPr>
-      <w:r>
-        <w:t>Include and explain relevant use case, class, activity and sequence diagrams.</w:t>
-      </w:r>
-    </w:p>
-    <w:p>
-      <w:pPr>
-        <w:keepNext/>
         <w:spacing w:after="80"/>
       </w:pPr>
       <w:r>
@@ -616,14 +591,6 @@
     </w:p>
     <w:p>
       <w:pPr>
-        <w:keepNext/>
-      </w:pPr>
-      <w:r>
-        <w:t>Present ERD, entities, attributes, keys, relationships and normalisation where applicable.</w:t>
-      </w:r>
-    </w:p>
-    <w:p>
-      <w:pPr>
         <w:spacing w:after="80"/>
       </w:pPr>
       <w:r>
@@ -4237,14 +4204,6 @@
     </w:p>
     <w:p>
       <w:pPr>
-        <w:keepNext/>
-      </w:pPr>
-      <w:r>
-        <w:t>Show wireframes or prototypes and explain usability decisions.</w:t>
-      </w:r>
-    </w:p>
-    <w:p>
-      <w:pPr>
         <w:spacing w:after="80"/>
       </w:pPr>
       <w:r>
@@ -4638,22 +4597,11 @@
     </w:p>
     <w:p>
       <w:pPr>
-        <w:keepNext/>
-      </w:pPr>
-      <w:r>
-        <w:t>List languages, frameworks, IDE, database, libraries, cloud/services and version-control tools.</w:t>
-      </w:r>
-    </w:p>
-    <w:p>
-      <w:pPr>
-        <w:keepNext/>
-        <w:spacing w:after="60"/>
-      </w:pPr>
-      <w:r>
-        <w:rPr>
-          <w:b/>
-        </w:rPr>
-        <w:t>Technology stack</w:t>
+        <w:spacing w:after="80"/>
+      </w:pPr>
+      <w:r>
+        <w:rPr/>
+        <w:t>CampusBook was built with a small set of tools that suit a secure and simple consultation booking system</w:t>
       </w:r>
     </w:p>
     <w:tbl>
@@ -4664,9 +4612,9 @@
         <w:tblLook w:firstColumn="1" w:firstRow="1" w:lastColumn="0" w:lastRow="0" w:noHBand="0" w:noVBand="1" w:val="04A0"/>
       </w:tblPr>
       <w:tblGrid>
-        <w:gridCol w:w="1600"/>
-        <w:gridCol w:w="2300"/>
-        <w:gridCol w:w="5737"/>
+        <w:gridCol w:w="1247"/>
+        <w:gridCol w:w="2266"/>
+        <w:gridCol w:w="6459"/>
       </w:tblGrid>
       <w:tr>
         <w:trPr>
@@ -4675,7 +4623,7 @@
         </w:trPr>
         <w:tc>
           <w:tcPr>
-            <w:tcW w:type="dxa" w:w="1600"/>
+            <w:tcW w:type="dxa" w:w="1247"/>
             <w:shd w:val="clear" w:color="auto" w:fill="D9EAF0"/>
           </w:tcPr>
           <w:p>
@@ -4686,15 +4634,15 @@
             <w:r>
               <w:rPr>
                 <w:b/>
-                <w:sz w:val="19"/>
-              </w:rPr>
-              <w:t>Part</w:t>
-            </w:r>
-          </w:p>
-        </w:tc>
-        <w:tc>
-          <w:tcPr>
-            <w:tcW w:type="dxa" w:w="2300"/>
+                <w:sz w:val="18"/>
+              </w:rPr>
+              <w:t>Area</w:t>
+            </w:r>
+          </w:p>
+        </w:tc>
+        <w:tc>
+          <w:tcPr>
+            <w:tcW w:type="dxa" w:w="2266"/>
             <w:shd w:val="clear" w:color="auto" w:fill="D9EAF0"/>
           </w:tcPr>
           <w:p>
@@ -4705,15 +4653,15 @@
             <w:r>
               <w:rPr>
                 <w:b/>
-                <w:sz w:val="19"/>
-              </w:rPr>
-              <w:t>Choice</w:t>
-            </w:r>
-          </w:p>
-        </w:tc>
-        <w:tc>
-          <w:tcPr>
-            <w:tcW w:type="dxa" w:w="5737"/>
+                <w:sz w:val="18"/>
+              </w:rPr>
+              <w:t>Tools</w:t>
+            </w:r>
+          </w:p>
+        </w:tc>
+        <w:tc>
+          <w:tcPr>
+            <w:tcW w:type="dxa" w:w="6459"/>
             <w:shd w:val="clear" w:color="auto" w:fill="D9EAF0"/>
           </w:tcPr>
           <w:p>
@@ -4724,9 +4672,9 @@
             <w:r>
               <w:rPr>
                 <w:b/>
-                <w:sz w:val="19"/>
-              </w:rPr>
-              <w:t>Why it was chosen</w:t>
+                <w:sz w:val="18"/>
+              </w:rPr>
+              <w:t>What they do</w:t>
             </w:r>
           </w:p>
         </w:tc>
@@ -4737,52 +4685,65 @@
         </w:trPr>
         <w:tc>
           <w:tcPr>
-            <w:tcW w:type="dxa" w:w="1600"/>
-          </w:tcPr>
-          <w:p>
-            <w:pPr>
-              <w:keepNext/>
-              <w:spacing w:after="0"/>
-            </w:pPr>
-            <w:r>
-              <w:rPr>
-                <w:sz w:val="19"/>
-              </w:rPr>
-              <w:t>Front end</w:t>
-            </w:r>
-          </w:p>
-        </w:tc>
-        <w:tc>
-          <w:tcPr>
-            <w:tcW w:type="dxa" w:w="2300"/>
-          </w:tcPr>
-          <w:p>
-            <w:pPr>
-              <w:keepNext/>
-              <w:spacing w:after="0"/>
-            </w:pPr>
-            <w:r>
-              <w:rPr>
-                <w:sz w:val="19"/>
-              </w:rPr>
-              <w:t>React with Vite</w:t>
-            </w:r>
-          </w:p>
-        </w:tc>
-        <w:tc>
-          <w:tcPr>
-            <w:tcW w:type="dxa" w:w="5737"/>
-          </w:tcPr>
-          <w:p>
-            <w:pPr>
-              <w:keepNext/>
-              <w:spacing w:after="0"/>
-            </w:pPr>
-            <w:r>
-              <w:rPr>
-                <w:sz w:val="19"/>
-              </w:rPr>
-              <w:t>Reusable components keep the four screens consistent and Vite gives fast reloads while developing</w:t>
+            <w:tcW w:type="dxa" w:w="1247"/>
+          </w:tcPr>
+          <w:p>
+            <w:pPr>
+              <w:keepNext/>
+              <w:spacing w:after="0"/>
+            </w:pPr>
+            <w:r>
+              <w:rPr>
+                <w:b/>
+                <w:sz w:val="18"/>
+              </w:rPr>
+              <w:t>Languages</w:t>
+            </w:r>
+          </w:p>
+        </w:tc>
+        <w:tc>
+          <w:tcPr>
+            <w:tcW w:type="dxa" w:w="2266"/>
+          </w:tcPr>
+          <w:p>
+            <w:pPr>
+              <w:keepNext/>
+              <w:spacing w:after="0"/>
+            </w:pPr>
+            <w:r>
+              <w:rPr>
+                <w:sz w:val="18"/>
+              </w:rPr>
+              <w:t>JavaScript</w:t>
+              <w:br/>
+              <w:t>HTML</w:t>
+              <w:br/>
+              <w:t>CSS</w:t>
+              <w:br/>
+              <w:t>SQL</w:t>
+            </w:r>
+          </w:p>
+        </w:tc>
+        <w:tc>
+          <w:tcPr>
+            <w:tcW w:type="dxa" w:w="6459"/>
+          </w:tcPr>
+          <w:p>
+            <w:pPr>
+              <w:keepNext/>
+              <w:spacing w:after="0"/>
+            </w:pPr>
+            <w:r>
+              <w:rPr>
+                <w:sz w:val="18"/>
+              </w:rPr>
+              <w:t>JavaScript runs the frontend and the backend</w:t>
+              <w:br/>
+              <w:t>HTML gives the page structure</w:t>
+              <w:br/>
+              <w:t>CSS controls the look and the small screen layout</w:t>
+              <w:br/>
+              <w:t>SQL creates and reads the database tables</w:t>
             </w:r>
           </w:p>
         </w:tc>
@@ -4793,52 +4754,61 @@
         </w:trPr>
         <w:tc>
           <w:tcPr>
-            <w:tcW w:type="dxa" w:w="1600"/>
-          </w:tcPr>
-          <w:p>
-            <w:pPr>
-              <w:keepNext/>
-              <w:spacing w:after="0"/>
-            </w:pPr>
-            <w:r>
-              <w:rPr>
-                <w:sz w:val="19"/>
-              </w:rPr>
-              <w:t>Routing</w:t>
-            </w:r>
-          </w:p>
-        </w:tc>
-        <w:tc>
-          <w:tcPr>
-            <w:tcW w:type="dxa" w:w="2300"/>
-          </w:tcPr>
-          <w:p>
-            <w:pPr>
-              <w:keepNext/>
-              <w:spacing w:after="0"/>
-            </w:pPr>
-            <w:r>
-              <w:rPr>
-                <w:sz w:val="19"/>
-              </w:rPr>
+            <w:tcW w:type="dxa" w:w="1247"/>
+          </w:tcPr>
+          <w:p>
+            <w:pPr>
+              <w:keepNext/>
+              <w:spacing w:after="0"/>
+            </w:pPr>
+            <w:r>
+              <w:rPr>
+                <w:b/>
+                <w:sz w:val="18"/>
+              </w:rPr>
+              <w:t>Frontend</w:t>
+            </w:r>
+          </w:p>
+        </w:tc>
+        <w:tc>
+          <w:tcPr>
+            <w:tcW w:type="dxa" w:w="2266"/>
+          </w:tcPr>
+          <w:p>
+            <w:pPr>
+              <w:keepNext/>
+              <w:spacing w:after="0"/>
+            </w:pPr>
+            <w:r>
+              <w:rPr>
+                <w:sz w:val="18"/>
+              </w:rPr>
+              <w:t>React</w:t>
+              <w:br/>
+              <w:t>Vite</w:t>
+              <w:br/>
               <w:t>React Router</w:t>
             </w:r>
           </w:p>
         </w:tc>
         <w:tc>
           <w:tcPr>
-            <w:tcW w:type="dxa" w:w="5737"/>
-          </w:tcPr>
-          <w:p>
-            <w:pPr>
-              <w:keepNext/>
-              <w:spacing w:after="0"/>
-            </w:pPr>
-            <w:r>
-              <w:rPr>
-                <w:sz w:val="19"/>
-              </w:rPr>
-              <w:t>Separate pages for students and lecturers with protected routes</w:t>
+            <w:tcW w:type="dxa" w:w="6459"/>
+          </w:tcPr>
+          <w:p>
+            <w:pPr>
+              <w:keepNext/>
+              <w:spacing w:after="0"/>
+            </w:pPr>
+            <w:r>
+              <w:rPr>
+                <w:sz w:val="18"/>
+              </w:rPr>
+              <w:t>React gives reusable parts for login booking and lecturer slots</w:t>
+              <w:br/>
+              <w:t>Vite is the fast dev server</w:t>
+              <w:br/>
+              <w:t>React Router moves between pages and blocks pages by role</w:t>
             </w:r>
           </w:p>
         </w:tc>
@@ -4849,52 +4819,57 @@
         </w:trPr>
         <w:tc>
           <w:tcPr>
-            <w:tcW w:type="dxa" w:w="1600"/>
-          </w:tcPr>
-          <w:p>
-            <w:pPr>
-              <w:keepNext/>
-              <w:spacing w:after="0"/>
-            </w:pPr>
-            <w:r>
-              <w:rPr>
-                <w:sz w:val="19"/>
-              </w:rPr>
-              <w:t>Back end</w:t>
-            </w:r>
-          </w:p>
-        </w:tc>
-        <w:tc>
-          <w:tcPr>
-            <w:tcW w:type="dxa" w:w="2300"/>
-          </w:tcPr>
-          <w:p>
-            <w:pPr>
-              <w:keepNext/>
-              <w:spacing w:after="0"/>
-            </w:pPr>
-            <w:r>
-              <w:rPr>
-                <w:sz w:val="19"/>
-              </w:rPr>
-              <w:t>Node.js with Express</w:t>
-            </w:r>
-          </w:p>
-        </w:tc>
-        <w:tc>
-          <w:tcPr>
-            <w:tcW w:type="dxa" w:w="5737"/>
-          </w:tcPr>
-          <w:p>
-            <w:pPr>
-              <w:keepNext/>
-              <w:spacing w:after="0"/>
-            </w:pPr>
-            <w:r>
-              <w:rPr>
-                <w:sz w:val="19"/>
-              </w:rPr>
-              <w:t>The whole team works in one language JavaScript and Express keeps the API small and readable</w:t>
+            <w:tcW w:type="dxa" w:w="1247"/>
+          </w:tcPr>
+          <w:p>
+            <w:pPr>
+              <w:keepNext/>
+              <w:spacing w:after="0"/>
+            </w:pPr>
+            <w:r>
+              <w:rPr>
+                <w:b/>
+                <w:sz w:val="18"/>
+              </w:rPr>
+              <w:t>Backend</w:t>
+            </w:r>
+          </w:p>
+        </w:tc>
+        <w:tc>
+          <w:tcPr>
+            <w:tcW w:type="dxa" w:w="2266"/>
+          </w:tcPr>
+          <w:p>
+            <w:pPr>
+              <w:keepNext/>
+              <w:spacing w:after="0"/>
+            </w:pPr>
+            <w:r>
+              <w:rPr>
+                <w:sz w:val="18"/>
+              </w:rPr>
+              <w:t>Node.js</w:t>
+              <w:br/>
+              <w:t>Express</w:t>
+            </w:r>
+          </w:p>
+        </w:tc>
+        <w:tc>
+          <w:tcPr>
+            <w:tcW w:type="dxa" w:w="6459"/>
+          </w:tcPr>
+          <w:p>
+            <w:pPr>
+              <w:keepNext/>
+              <w:spacing w:after="0"/>
+            </w:pPr>
+            <w:r>
+              <w:rPr>
+                <w:sz w:val="18"/>
+              </w:rPr>
+              <w:t>Node.js runs JavaScript on the server</w:t>
+              <w:br/>
+              <w:t>Express handles the REST API for login slots and bookings and talks to the database</w:t>
             </w:r>
           </w:p>
         </w:tc>
@@ -4905,52 +4880,55 @@
         </w:trPr>
         <w:tc>
           <w:tcPr>
-            <w:tcW w:type="dxa" w:w="1600"/>
-          </w:tcPr>
-          <w:p>
-            <w:pPr>
-              <w:keepNext/>
-              <w:spacing w:after="0"/>
-            </w:pPr>
-            <w:r>
-              <w:rPr>
-                <w:sz w:val="19"/>
-              </w:rPr>
-              <w:t>Database</w:t>
-            </w:r>
-          </w:p>
-        </w:tc>
-        <w:tc>
-          <w:tcPr>
-            <w:tcW w:type="dxa" w:w="2300"/>
-          </w:tcPr>
-          <w:p>
-            <w:pPr>
-              <w:keepNext/>
-              <w:spacing w:after="0"/>
-            </w:pPr>
-            <w:r>
-              <w:rPr>
-                <w:sz w:val="19"/>
-              </w:rPr>
-              <w:t>MySQL 8</w:t>
-            </w:r>
-          </w:p>
-        </w:tc>
-        <w:tc>
-          <w:tcPr>
-            <w:tcW w:type="dxa" w:w="5737"/>
-          </w:tcPr>
-          <w:p>
-            <w:pPr>
-              <w:keepNext/>
-              <w:spacing w:after="0"/>
-            </w:pPr>
-            <w:r>
-              <w:rPr>
-                <w:sz w:val="19"/>
-              </w:rPr>
-              <w:t>Relational tables foreign keys and transactions suit bookings and the team already knows SQL</w:t>
+            <w:tcW w:type="dxa" w:w="1247"/>
+          </w:tcPr>
+          <w:p>
+            <w:pPr>
+              <w:keepNext/>
+              <w:spacing w:after="0"/>
+            </w:pPr>
+            <w:r>
+              <w:rPr>
+                <w:b/>
+                <w:sz w:val="18"/>
+              </w:rPr>
+              <w:t>IDE</w:t>
+            </w:r>
+          </w:p>
+        </w:tc>
+        <w:tc>
+          <w:tcPr>
+            <w:tcW w:type="dxa" w:w="2266"/>
+          </w:tcPr>
+          <w:p>
+            <w:pPr>
+              <w:keepNext/>
+              <w:spacing w:after="0"/>
+            </w:pPr>
+            <w:r>
+              <w:rPr>
+                <w:sz w:val="18"/>
+              </w:rPr>
+              <w:t>Visual Studio Code</w:t>
+            </w:r>
+          </w:p>
+        </w:tc>
+        <w:tc>
+          <w:tcPr>
+            <w:tcW w:type="dxa" w:w="6459"/>
+          </w:tcPr>
+          <w:p>
+            <w:pPr>
+              <w:keepNext/>
+              <w:spacing w:after="0"/>
+            </w:pPr>
+            <w:r>
+              <w:rPr>
+                <w:sz w:val="18"/>
+              </w:rPr>
+              <w:t>Used to write and organise the code</w:t>
+              <w:br/>
+              <w:t>The built in terminal installs packages runs both servers and runs Git commands</w:t>
             </w:r>
           </w:p>
         </w:tc>
@@ -4961,52 +4939,55 @@
         </w:trPr>
         <w:tc>
           <w:tcPr>
-            <w:tcW w:type="dxa" w:w="1600"/>
-          </w:tcPr>
-          <w:p>
-            <w:pPr>
-              <w:keepNext/>
-              <w:spacing w:after="0"/>
-            </w:pPr>
-            <w:r>
-              <w:rPr>
-                <w:sz w:val="19"/>
-              </w:rPr>
-              <w:t>Security</w:t>
-            </w:r>
-          </w:p>
-        </w:tc>
-        <w:tc>
-          <w:tcPr>
-            <w:tcW w:type="dxa" w:w="2300"/>
-          </w:tcPr>
-          <w:p>
-            <w:pPr>
-              <w:keepNext/>
-              <w:spacing w:after="0"/>
-            </w:pPr>
-            <w:r>
-              <w:rPr>
-                <w:sz w:val="19"/>
-              </w:rPr>
-              <w:t>bcryptjs and JSON Web Tokens</w:t>
-            </w:r>
-          </w:p>
-        </w:tc>
-        <w:tc>
-          <w:tcPr>
-            <w:tcW w:type="dxa" w:w="5737"/>
-          </w:tcPr>
-          <w:p>
-            <w:pPr>
-              <w:keepNext/>
-              <w:spacing w:after="0"/>
-            </w:pPr>
-            <w:r>
-              <w:rPr>
-                <w:sz w:val="19"/>
-              </w:rPr>
-              <w:t>Passwords are hashed and every request carries a signed token with the user role</w:t>
+            <w:tcW w:type="dxa" w:w="1247"/>
+          </w:tcPr>
+          <w:p>
+            <w:pPr>
+              <w:keepNext/>
+              <w:spacing w:after="0"/>
+            </w:pPr>
+            <w:r>
+              <w:rPr>
+                <w:b/>
+                <w:sz w:val="18"/>
+              </w:rPr>
+              <w:t>Database</w:t>
+            </w:r>
+          </w:p>
+        </w:tc>
+        <w:tc>
+          <w:tcPr>
+            <w:tcW w:type="dxa" w:w="2266"/>
+          </w:tcPr>
+          <w:p>
+            <w:pPr>
+              <w:keepNext/>
+              <w:spacing w:after="0"/>
+            </w:pPr>
+            <w:r>
+              <w:rPr>
+                <w:sz w:val="18"/>
+              </w:rPr>
+              <w:t>MySQL 8</w:t>
+            </w:r>
+          </w:p>
+        </w:tc>
+        <w:tc>
+          <w:tcPr>
+            <w:tcW w:type="dxa" w:w="6459"/>
+          </w:tcPr>
+          <w:p>
+            <w:pPr>
+              <w:keepNext/>
+              <w:spacing w:after="0"/>
+            </w:pPr>
+            <w:r>
+              <w:rPr>
+                <w:sz w:val="18"/>
+              </w:rPr>
+              <w:t>Stores accounts slots bookings and notifications</w:t>
+              <w:br/>
+              <w:t>Keys and constraints link the records and stop double bookings</w:t>
             </w:r>
           </w:p>
         </w:tc>
@@ -5017,52 +4998,65 @@
         </w:trPr>
         <w:tc>
           <w:tcPr>
-            <w:tcW w:type="dxa" w:w="1600"/>
-          </w:tcPr>
-          <w:p>
-            <w:pPr>
-              <w:keepNext/>
-              <w:spacing w:after="0"/>
-            </w:pPr>
-            <w:r>
-              <w:rPr>
-                <w:sz w:val="19"/>
-              </w:rPr>
-              <w:t>Email</w:t>
-            </w:r>
-          </w:p>
-        </w:tc>
-        <w:tc>
-          <w:tcPr>
-            <w:tcW w:type="dxa" w:w="2300"/>
-          </w:tcPr>
-          <w:p>
-            <w:pPr>
-              <w:keepNext/>
-              <w:spacing w:after="0"/>
-            </w:pPr>
-            <w:r>
-              <w:rPr>
-                <w:sz w:val="19"/>
-              </w:rPr>
-              <w:t>Nodemailer and node-cron</w:t>
-            </w:r>
-          </w:p>
-        </w:tc>
-        <w:tc>
-          <w:tcPr>
-            <w:tcW w:type="dxa" w:w="5737"/>
-          </w:tcPr>
-          <w:p>
-            <w:pPr>
-              <w:keepNext/>
-              <w:spacing w:after="0"/>
-            </w:pPr>
-            <w:r>
-              <w:rPr>
-                <w:sz w:val="19"/>
-              </w:rPr>
-              <w:t>Free email over SMTP with a scheduled job for reminders</w:t>
+            <w:tcW w:type="dxa" w:w="1247"/>
+          </w:tcPr>
+          <w:p>
+            <w:pPr>
+              <w:keepNext/>
+              <w:spacing w:after="0"/>
+            </w:pPr>
+            <w:r>
+              <w:rPr>
+                <w:b/>
+                <w:sz w:val="18"/>
+              </w:rPr>
+              <w:t>Libraries</w:t>
+            </w:r>
+          </w:p>
+        </w:tc>
+        <w:tc>
+          <w:tcPr>
+            <w:tcW w:type="dxa" w:w="2266"/>
+          </w:tcPr>
+          <w:p>
+            <w:pPr>
+              <w:keepNext/>
+              <w:spacing w:after="0"/>
+            </w:pPr>
+            <w:r>
+              <w:rPr>
+                <w:sz w:val="18"/>
+              </w:rPr>
+              <w:t>bcryptjs</w:t>
+              <w:br/>
+              <w:t>jsonwebtoken</w:t>
+              <w:br/>
+              <w:t>Nodemailer</w:t>
+              <w:br/>
+              <w:t>node-cron</w:t>
+            </w:r>
+          </w:p>
+        </w:tc>
+        <w:tc>
+          <w:tcPr>
+            <w:tcW w:type="dxa" w:w="6459"/>
+          </w:tcPr>
+          <w:p>
+            <w:pPr>
+              <w:keepNext/>
+              <w:spacing w:after="0"/>
+            </w:pPr>
+            <w:r>
+              <w:rPr>
+                <w:sz w:val="18"/>
+              </w:rPr>
+              <w:t>bcryptjs hashes passwords</w:t>
+              <w:br/>
+              <w:t>JSON Web Tokens handle login and roles</w:t>
+              <w:br/>
+              <w:t>Nodemailer sends emails</w:t>
+              <w:br/>
+              <w:t>node-cron runs the reminder job</w:t>
             </w:r>
           </w:p>
         </w:tc>
@@ -5073,15 +5067,79 @@
         </w:trPr>
         <w:tc>
           <w:tcPr>
-            <w:tcW w:type="dxa" w:w="1600"/>
-          </w:tcPr>
-          <w:p>
-            <w:pPr>
-              <w:spacing w:after="0"/>
-            </w:pPr>
-            <w:r>
-              <w:rPr>
-                <w:sz w:val="19"/>
+            <w:tcW w:type="dxa" w:w="1247"/>
+          </w:tcPr>
+          <w:p>
+            <w:pPr>
+              <w:keepNext/>
+              <w:spacing w:after="0"/>
+            </w:pPr>
+            <w:r>
+              <w:rPr>
+                <w:b/>
+                <w:sz w:val="18"/>
+              </w:rPr>
+              <w:t>Services</w:t>
+            </w:r>
+          </w:p>
+        </w:tc>
+        <w:tc>
+          <w:tcPr>
+            <w:tcW w:type="dxa" w:w="2266"/>
+          </w:tcPr>
+          <w:p>
+            <w:pPr>
+              <w:keepNext/>
+              <w:spacing w:after="0"/>
+            </w:pPr>
+            <w:r>
+              <w:rPr>
+                <w:sz w:val="18"/>
+              </w:rPr>
+              <w:t>SMTP</w:t>
+              <w:br/>
+              <w:t>GitHub</w:t>
+            </w:r>
+          </w:p>
+        </w:tc>
+        <w:tc>
+          <w:tcPr>
+            <w:tcW w:type="dxa" w:w="6459"/>
+          </w:tcPr>
+          <w:p>
+            <w:pPr>
+              <w:keepNext/>
+              <w:spacing w:after="0"/>
+            </w:pPr>
+            <w:r>
+              <w:rPr>
+                <w:sz w:val="18"/>
+              </w:rPr>
+              <w:t>SMTP sends booking confirmations and reminders</w:t>
+              <w:br/>
+              <w:t>Both servers run locally for testing</w:t>
+              <w:br/>
+              <w:t>GitHub stores and shares the source code</w:t>
+            </w:r>
+          </w:p>
+        </w:tc>
+      </w:tr>
+      <w:tr>
+        <w:trPr>
+          <w:cantSplit/>
+        </w:trPr>
+        <w:tc>
+          <w:tcPr>
+            <w:tcW w:type="dxa" w:w="1247"/>
+          </w:tcPr>
+          <w:p>
+            <w:pPr>
+              <w:spacing w:after="0"/>
+            </w:pPr>
+            <w:r>
+              <w:rPr>
+                <w:b/>
+                <w:sz w:val="18"/>
               </w:rPr>
               <w:t>Version control</w:t>
             </w:r>
@@ -5089,33 +5147,39 @@
         </w:tc>
         <w:tc>
           <w:tcPr>
-            <w:tcW w:type="dxa" w:w="2300"/>
-          </w:tcPr>
-          <w:p>
-            <w:pPr>
-              <w:spacing w:after="0"/>
-            </w:pPr>
-            <w:r>
-              <w:rPr>
-                <w:sz w:val="19"/>
-              </w:rPr>
-              <w:t>Git and GitHub</w:t>
-            </w:r>
-          </w:p>
-        </w:tc>
-        <w:tc>
-          <w:tcPr>
-            <w:tcW w:type="dxa" w:w="5737"/>
-          </w:tcPr>
-          <w:p>
-            <w:pPr>
-              <w:spacing w:after="0"/>
-            </w:pPr>
-            <w:r>
-              <w:rPr>
-                <w:sz w:val="19"/>
-              </w:rPr>
-              <w:t>Feature branches and pull requests show each member contribution</w:t>
+            <w:tcW w:type="dxa" w:w="2266"/>
+          </w:tcPr>
+          <w:p>
+            <w:pPr>
+              <w:spacing w:after="0"/>
+            </w:pPr>
+            <w:r>
+              <w:rPr>
+                <w:sz w:val="18"/>
+              </w:rPr>
+              <w:t>Git</w:t>
+              <w:br/>
+              <w:t>GitHub</w:t>
+            </w:r>
+          </w:p>
+        </w:tc>
+        <w:tc>
+          <w:tcPr>
+            <w:tcW w:type="dxa" w:w="6459"/>
+          </w:tcPr>
+          <w:p>
+            <w:pPr>
+              <w:spacing w:after="0"/>
+            </w:pPr>
+            <w:r>
+              <w:rPr>
+                <w:sz w:val="18"/>
+              </w:rPr>
+              <w:t>Each member works on their own branch</w:t>
+              <w:br/>
+              <w:t>Changes are committed pushed and merged through pull requests</w:t>
+              <w:br/>
+              <w:t>This shows who did what and keeps the latest CampusBook version</w:t>
             </w:r>
           </w:p>
         </w:tc>
@@ -5139,10 +5203,26 @@
     </w:p>
     <w:p>
       <w:pPr>
-        <w:keepNext/>
-      </w:pPr>
-      <w:r>
-        <w:t>Explain important modules/features and include selected code snippets only where they support the discussion.</w:t>
+        <w:spacing w:after="80"/>
+      </w:pPr>
+      <w:r>
+        <w:rPr/>
+        <w:t>This section shows how the main features of CampusBook work in the running system</w:t>
+        <w:br/>
+      </w:r>
+      <w:r>
+        <w:rPr/>
+        <w:t>The system uses React for the frontend</w:t>
+        <w:br/>
+      </w:r>
+      <w:r>
+        <w:rPr/>
+        <w:t>Node.js and Express for the backend and MySQL for users slots and bookings</w:t>
+        <w:br/>
+      </w:r>
+      <w:r>
+        <w:rPr/>
+        <w:t>The screenshots follow the login the student booking flow and the lecturer slot pages and also show errors found during testing and how they were fixed</w:t>
       </w:r>
     </w:p>
     <w:p>
@@ -5163,8 +5243,8 @@
       </w:pPr>
       <w:r>
         <w:rPr>
-          <w:rFonts w:ascii="Courier New" w:hAnsi="Courier New" w:eastAsia="Courier New"/>
-          <w:sz w:val="16"/>
+          <w:rFonts w:ascii="Consolas" w:hAnsi="Consolas"/>
+          <w:sz w:val="18"/>
         </w:rPr>
         <w:t>CampusBook/</w:t>
       </w:r>
@@ -5175,10 +5255,25 @@
       </w:pPr>
       <w:r>
         <w:rPr>
-          <w:rFonts w:ascii="Courier New" w:hAnsi="Courier New" w:eastAsia="Courier New"/>
-          <w:sz w:val="16"/>
+          <w:rFonts w:ascii="Consolas" w:hAnsi="Consolas"/>
+          <w:sz w:val="18"/>
         </w:rPr>
-        <w:t>├── backend/             Express REST API</w:t>
+        <w:t>backend/</w:t>
+        <w:br/>
+      </w:r>
+      <w:r>
+        <w:rPr>
+          <w:rFonts w:ascii="Consolas" w:hAnsi="Consolas"/>
+          <w:sz w:val="18"/>
+        </w:rPr>
+        <w:br/>
+      </w:r>
+      <w:r>
+        <w:rPr>
+          <w:rFonts w:ascii="Consolas" w:hAnsi="Consolas"/>
+          <w:sz w:val="18"/>
+        </w:rPr>
+        <w:t>Express REST API (routes middleware services jobs db.js server.js)</w:t>
       </w:r>
     </w:p>
     <w:p>
@@ -5187,10 +5282,18 @@
       </w:pPr>
       <w:r>
         <w:rPr>
-          <w:rFonts w:ascii="Courier New" w:hAnsi="Courier New" w:eastAsia="Courier New"/>
-          <w:sz w:val="16"/>
+          <w:rFonts w:ascii="Consolas" w:hAnsi="Consolas"/>
+          <w:sz w:val="18"/>
         </w:rPr>
-        <w:t>│   └── src/</w:t>
+        <w:t>frontend/</w:t>
+        <w:br/>
+      </w:r>
+      <w:r>
+        <w:rPr>
+          <w:rFonts w:ascii="Consolas" w:hAnsi="Consolas"/>
+          <w:sz w:val="18"/>
+        </w:rPr>
+        <w:t xml:space="preserve"> React web app (pages Login BookSlot MyBookings LecturerSlots)</w:t>
       </w:r>
     </w:p>
     <w:p>
@@ -5199,10 +5302,18 @@
       </w:pPr>
       <w:r>
         <w:rPr>
-          <w:rFonts w:ascii="Courier New" w:hAnsi="Courier New" w:eastAsia="Courier New"/>
-          <w:sz w:val="16"/>
+          <w:rFonts w:ascii="Consolas" w:hAnsi="Consolas"/>
+          <w:sz w:val="18"/>
         </w:rPr>
-        <w:t>│       ├── routes/      auth.js, slots.js, bookings.js</w:t>
+        <w:t>database/</w:t>
+        <w:br/>
+      </w:r>
+      <w:r>
+        <w:rPr>
+          <w:rFonts w:ascii="Consolas" w:hAnsi="Consolas"/>
+          <w:sz w:val="18"/>
+        </w:rPr>
+        <w:t xml:space="preserve"> schema.sql and seed.sql</w:t>
       </w:r>
     </w:p>
     <w:p>
@@ -5211,118 +5322,40 @@
       </w:pPr>
       <w:r>
         <w:rPr>
-          <w:rFonts w:ascii="Courier New" w:hAnsi="Courier New" w:eastAsia="Courier New"/>
-          <w:sz w:val="16"/>
+          <w:rFonts w:ascii="Consolas" w:hAnsi="Consolas"/>
+          <w:sz w:val="18"/>
         </w:rPr>
-        <w:t>│       ├── middleware/  auth.js, validate.js</w:t>
+        <w:t>docs/</w:t>
+        <w:br/>
+      </w:r>
+      <w:r>
+        <w:rPr>
+          <w:rFonts w:ascii="Consolas" w:hAnsi="Consolas"/>
+          <w:sz w:val="18"/>
+        </w:rPr>
+        <w:br/>
+      </w:r>
+      <w:r>
+        <w:rPr>
+          <w:rFonts w:ascii="Consolas" w:hAnsi="Consolas"/>
+          <w:sz w:val="18"/>
+        </w:rPr>
+        <w:br/>
+      </w:r>
+      <w:r>
+        <w:rPr>
+          <w:rFonts w:ascii="Consolas" w:hAnsi="Consolas"/>
+          <w:sz w:val="18"/>
+        </w:rPr>
+        <w:t xml:space="preserve"> diagrams and wireframes</w:t>
       </w:r>
     </w:p>
     <w:p>
       <w:pPr>
-        <w:spacing w:after="0"/>
-      </w:pPr>
-      <w:r>
-        <w:rPr>
-          <w:rFonts w:ascii="Courier New" w:hAnsi="Courier New" w:eastAsia="Courier New"/>
-          <w:sz w:val="16"/>
-        </w:rPr>
-        <w:t>│       ├── services/    mailer.js</w:t>
-      </w:r>
-    </w:p>
-    <w:p>
-      <w:pPr>
-        <w:spacing w:after="0"/>
-      </w:pPr>
-      <w:r>
-        <w:rPr>
-          <w:rFonts w:ascii="Courier New" w:hAnsi="Courier New" w:eastAsia="Courier New"/>
-          <w:sz w:val="16"/>
-        </w:rPr>
-        <w:t>│       ├── jobs/        reminders.js</w:t>
-      </w:r>
-    </w:p>
-    <w:p>
-      <w:pPr>
-        <w:spacing w:after="0"/>
-      </w:pPr>
-      <w:r>
-        <w:rPr>
-          <w:rFonts w:ascii="Courier New" w:hAnsi="Courier New" w:eastAsia="Courier New"/>
-          <w:sz w:val="16"/>
-        </w:rPr>
-        <w:t>│       ├── db.js</w:t>
-      </w:r>
-    </w:p>
-    <w:p>
-      <w:pPr>
-        <w:spacing w:after="0"/>
-      </w:pPr>
-      <w:r>
-        <w:rPr>
-          <w:rFonts w:ascii="Courier New" w:hAnsi="Courier New" w:eastAsia="Courier New"/>
-          <w:sz w:val="16"/>
-        </w:rPr>
-        <w:t>│       └── server.js</w:t>
-      </w:r>
-    </w:p>
-    <w:p>
-      <w:pPr>
-        <w:spacing w:after="0"/>
-      </w:pPr>
-      <w:r>
-        <w:rPr>
-          <w:rFonts w:ascii="Courier New" w:hAnsi="Courier New" w:eastAsia="Courier New"/>
-          <w:sz w:val="16"/>
-        </w:rPr>
-        <w:t>├── frontend/            React web app</w:t>
-      </w:r>
-    </w:p>
-    <w:p>
-      <w:pPr>
-        <w:spacing w:after="0"/>
-      </w:pPr>
-      <w:r>
-        <w:rPr>
-          <w:rFonts w:ascii="Courier New" w:hAnsi="Courier New" w:eastAsia="Courier New"/>
-          <w:sz w:val="16"/>
-        </w:rPr>
-        <w:t>│   └── src/pages/       Login, BookSlot, MyBookings, LecturerSlots</w:t>
-      </w:r>
-    </w:p>
-    <w:p>
-      <w:pPr>
-        <w:spacing w:after="0"/>
-      </w:pPr>
-      <w:r>
-        <w:rPr>
-          <w:rFonts w:ascii="Courier New" w:hAnsi="Courier New" w:eastAsia="Courier New"/>
-          <w:sz w:val="16"/>
-        </w:rPr>
-        <w:t>├── database/            schema.sql, seed.sql</w:t>
-      </w:r>
-    </w:p>
-    <w:p>
-      <w:pPr>
-        <w:spacing w:after="0"/>
-      </w:pPr>
-      <w:r>
-        <w:rPr>
-          <w:rFonts w:ascii="Courier New" w:hAnsi="Courier New" w:eastAsia="Courier New"/>
-          <w:sz w:val="16"/>
-        </w:rPr>
-        <w:t>├── docs/                diagrams and wireframes</w:t>
-      </w:r>
-    </w:p>
-    <w:p>
-      <w:pPr>
-        <w:spacing w:after="0"/>
-      </w:pPr>
-      <w:r>
-        <w:rPr>
-          <w:rFonts w:ascii="Courier New" w:hAnsi="Courier New" w:eastAsia="Courier New"/>
-          <w:sz w:val="16"/>
-        </w:rPr>
-        <w:t>└── README.md</w:t>
+        <w:spacing w:after="80"/>
+      </w:pPr>
+      <w:r>
+        <w:rPr/>
       </w:r>
     </w:p>
     <w:p>
@@ -5334,7 +5367,1362 @@
         <w:rPr>
           <w:b/>
         </w:rPr>
-        <w:t>Development evidence at the end of Week 3</w:t>
+        <w:t>Login</w:t>
+      </w:r>
+    </w:p>
+    <w:p>
+      <w:pPr>
+        <w:keepNext/>
+        <w:spacing w:after="60"/>
+      </w:pPr>
+      <w:r>
+        <w:rPr>
+          <w:b/>
+        </w:rPr>
+        <w:t>Desktop login</w:t>
+      </w:r>
+    </w:p>
+    <w:p>
+      <w:pPr>
+        <w:keepNext/>
+        <w:spacing w:after="80"/>
+      </w:pPr>
+      <w:r>
+        <w:rPr/>
+        <w:t>The login page on a desktop screen</w:t>
+        <w:br/>
+      </w:r>
+      <w:r>
+        <w:rPr/>
+        <w:t>The left side introduces CampusBook and the right side has the email and password fields</w:t>
+        <w:br/>
+      </w:r>
+      <w:r>
+        <w:rPr/>
+        <w:t>There is a login button and a forgot password link under the form</w:t>
+      </w:r>
+    </w:p>
+    <w:p>
+      <w:pPr>
+        <w:keepNext/>
+        <w:spacing w:after="40"/>
+        <w:jc w:val="center"/>
+      </w:pPr>
+      <w:r>
+        <w:drawing>
+          <wp:inline xmlns:a="http://schemas.openxmlformats.org/drawingml/2006/main" xmlns:pic="http://schemas.openxmlformats.org/drawingml/2006/picture">
+            <wp:extent cx="3960000" cy="2226413"/>
+            <wp:docPr id="11" name="Picture 11"/>
+            <wp:cNvGraphicFramePr>
+              <a:graphicFrameLocks noChangeAspect="1"/>
+            </wp:cNvGraphicFramePr>
+            <a:graphic>
+              <a:graphicData uri="http://schemas.openxmlformats.org/drawingml/2006/picture">
+                <pic:pic>
+                  <pic:nvPicPr>
+                    <pic:cNvPr id="0" name="16.png"/>
+                    <pic:cNvPicPr/>
+                  </pic:nvPicPr>
+                  <pic:blipFill>
+                    <a:blip r:embed="rId24"/>
+                    <a:stretch>
+                      <a:fillRect/>
+                    </a:stretch>
+                  </pic:blipFill>
+                  <pic:spPr>
+                    <a:xfrm>
+                      <a:off x="0" y="0"/>
+                      <a:ext cx="3960000" cy="2226413"/>
+                    </a:xfrm>
+                    <a:prstGeom prst="rect"/>
+                  </pic:spPr>
+                </pic:pic>
+              </a:graphicData>
+            </a:graphic>
+          </wp:inline>
+        </w:drawing>
+      </w:r>
+    </w:p>
+    <w:p>
+      <w:pPr>
+        <w:keepNext/>
+        <w:spacing w:after="60"/>
+      </w:pPr>
+      <w:r>
+        <w:rPr>
+          <w:b/>
+        </w:rPr>
+        <w:t>Wrong login details</w:t>
+      </w:r>
+    </w:p>
+    <w:p>
+      <w:pPr>
+        <w:keepNext/>
+        <w:spacing w:after="80"/>
+      </w:pPr>
+      <w:r>
+        <w:rPr/>
+        <w:t>The message shown when the email or password is wrong</w:t>
+        <w:br/>
+      </w:r>
+      <w:r>
+        <w:rPr/>
+        <w:t>The user can try again</w:t>
+        <w:br/>
+      </w:r>
+      <w:r>
+        <w:rPr/>
+        <w:t>The message does not say which one was wrong</w:t>
+      </w:r>
+    </w:p>
+    <w:p>
+      <w:pPr>
+        <w:keepNext/>
+        <w:spacing w:after="40"/>
+        <w:jc w:val="center"/>
+      </w:pPr>
+      <w:r>
+        <w:drawing>
+          <wp:inline xmlns:a="http://schemas.openxmlformats.org/drawingml/2006/main" xmlns:pic="http://schemas.openxmlformats.org/drawingml/2006/picture">
+            <wp:extent cx="3960000" cy="2226413"/>
+            <wp:docPr id="12" name="Picture 12"/>
+            <wp:cNvGraphicFramePr>
+              <a:graphicFrameLocks noChangeAspect="1"/>
+            </wp:cNvGraphicFramePr>
+            <a:graphic>
+              <a:graphicData uri="http://schemas.openxmlformats.org/drawingml/2006/picture">
+                <pic:pic>
+                  <pic:nvPicPr>
+                    <pic:cNvPr id="0" name="17.png"/>
+                    <pic:cNvPicPr/>
+                  </pic:nvPicPr>
+                  <pic:blipFill>
+                    <a:blip r:embed="rId25"/>
+                    <a:stretch>
+                      <a:fillRect/>
+                    </a:stretch>
+                  </pic:blipFill>
+                  <pic:spPr>
+                    <a:xfrm>
+                      <a:off x="0" y="0"/>
+                      <a:ext cx="3960000" cy="2226413"/>
+                    </a:xfrm>
+                    <a:prstGeom prst="rect"/>
+                  </pic:spPr>
+                </pic:pic>
+              </a:graphicData>
+            </a:graphic>
+          </wp:inline>
+        </w:drawing>
+      </w:r>
+    </w:p>
+    <w:p>
+      <w:pPr>
+        <w:keepNext/>
+        <w:spacing w:after="60"/>
+      </w:pPr>
+      <w:r>
+        <w:rPr>
+          <w:b/>
+        </w:rPr>
+        <w:t>Session expired</w:t>
+      </w:r>
+    </w:p>
+    <w:p>
+      <w:pPr>
+        <w:keepNext/>
+        <w:spacing w:after="80"/>
+      </w:pPr>
+      <w:r>
+        <w:rPr/>
+        <w:t>When a session ends the user goes back to the login page with a message to log in again</w:t>
+        <w:br/>
+      </w:r>
+      <w:r>
+        <w:rPr/>
+        <w:t>This makes sure protected pages need a valid login</w:t>
+      </w:r>
+    </w:p>
+    <w:p>
+      <w:pPr>
+        <w:keepNext/>
+        <w:spacing w:after="40"/>
+        <w:jc w:val="center"/>
+      </w:pPr>
+      <w:r>
+        <w:drawing>
+          <wp:inline xmlns:a="http://schemas.openxmlformats.org/drawingml/2006/main" xmlns:pic="http://schemas.openxmlformats.org/drawingml/2006/picture">
+            <wp:extent cx="3960000" cy="2226413"/>
+            <wp:docPr id="13" name="Picture 13"/>
+            <wp:cNvGraphicFramePr>
+              <a:graphicFrameLocks noChangeAspect="1"/>
+            </wp:cNvGraphicFramePr>
+            <a:graphic>
+              <a:graphicData uri="http://schemas.openxmlformats.org/drawingml/2006/picture">
+                <pic:pic>
+                  <pic:nvPicPr>
+                    <pic:cNvPr id="0" name="14.png"/>
+                    <pic:cNvPicPr/>
+                  </pic:nvPicPr>
+                  <pic:blipFill>
+                    <a:blip r:embed="rId26"/>
+                    <a:stretch>
+                      <a:fillRect/>
+                    </a:stretch>
+                  </pic:blipFill>
+                  <pic:spPr>
+                    <a:xfrm>
+                      <a:off x="0" y="0"/>
+                      <a:ext cx="3960000" cy="2226413"/>
+                    </a:xfrm>
+                    <a:prstGeom prst="rect"/>
+                  </pic:spPr>
+                </pic:pic>
+              </a:graphicData>
+            </a:graphic>
+          </wp:inline>
+        </w:drawing>
+      </w:r>
+    </w:p>
+    <w:p>
+      <w:pPr>
+        <w:keepNext/>
+        <w:spacing w:after="60"/>
+      </w:pPr>
+      <w:r>
+        <w:rPr>
+          <w:b/>
+        </w:rPr>
+        <w:t>Mobile pages</w:t>
+      </w:r>
+    </w:p>
+    <w:p>
+      <w:pPr>
+        <w:keepNext/>
+        <w:spacing w:after="80"/>
+      </w:pPr>
+      <w:r>
+        <w:rPr/>
+        <w:t>The login booking calendar and booking confirmation pages on a phone</w:t>
+        <w:br/>
+      </w:r>
+      <w:r>
+        <w:rPr/>
+        <w:t>The layout stacks vertically so the form and the times stay easy to use on a small screen</w:t>
+      </w:r>
+    </w:p>
+    <w:tbl>
+      <w:tblPr>
+        <w:tblW w:type="auto" w:w="0"/>
+        <w:tblLayout w:type="fixed"/>
+        <w:tblLook w:firstColumn="1" w:firstRow="1" w:lastColumn="0" w:lastRow="0" w:noHBand="0" w:noVBand="1" w:val="04A0"/>
+      </w:tblPr>
+      <w:tblGrid>
+        <w:gridCol w:w="3324"/>
+        <w:gridCol w:w="3324"/>
+        <w:gridCol w:w="3324"/>
+      </w:tblGrid>
+      <w:tr>
+        <w:trPr>
+          <w:cantSplit/>
+        </w:trPr>
+        <w:tc>
+          <w:tcPr>
+            <w:tcW w:type="dxa" w:w="3324"/>
+          </w:tcPr>
+          <w:p>
+            <w:pPr>
+              <w:keepNext/>
+              <w:jc w:val="center"/>
+            </w:pPr>
+            <w:r>
+              <w:drawing>
+                <wp:inline xmlns:a="http://schemas.openxmlformats.org/drawingml/2006/main" xmlns:pic="http://schemas.openxmlformats.org/drawingml/2006/picture">
+                  <wp:extent cx="1655999" cy="3532798"/>
+                  <wp:docPr id="14" name="Picture 14"/>
+                  <wp:cNvGraphicFramePr>
+                    <a:graphicFrameLocks noChangeAspect="1"/>
+                  </wp:cNvGraphicFramePr>
+                  <a:graphic>
+                    <a:graphicData uri="http://schemas.openxmlformats.org/drawingml/2006/picture">
+                      <pic:pic>
+                        <pic:nvPicPr>
+                          <pic:cNvPr id="0" name="07.png"/>
+                          <pic:cNvPicPr/>
+                        </pic:nvPicPr>
+                        <pic:blipFill>
+                          <a:blip r:embed="rId27"/>
+                          <a:stretch>
+                            <a:fillRect/>
+                          </a:stretch>
+                        </pic:blipFill>
+                        <pic:spPr>
+                          <a:xfrm>
+                            <a:off x="0" y="0"/>
+                            <a:ext cx="1655999" cy="3532798"/>
+                          </a:xfrm>
+                          <a:prstGeom prst="rect"/>
+                        </pic:spPr>
+                      </pic:pic>
+                    </a:graphicData>
+                  </a:graphic>
+                </wp:inline>
+              </w:drawing>
+            </w:r>
+          </w:p>
+        </w:tc>
+        <w:tc>
+          <w:tcPr>
+            <w:tcW w:type="dxa" w:w="3324"/>
+          </w:tcPr>
+          <w:p>
+            <w:pPr>
+              <w:keepNext/>
+              <w:jc w:val="center"/>
+            </w:pPr>
+            <w:r>
+              <w:drawing>
+                <wp:inline xmlns:a="http://schemas.openxmlformats.org/drawingml/2006/main" xmlns:pic="http://schemas.openxmlformats.org/drawingml/2006/picture">
+                  <wp:extent cx="1655999" cy="4817853"/>
+                  <wp:docPr id="15" name="Picture 15"/>
+                  <wp:cNvGraphicFramePr>
+                    <a:graphicFrameLocks noChangeAspect="1"/>
+                  </wp:cNvGraphicFramePr>
+                  <a:graphic>
+                    <a:graphicData uri="http://schemas.openxmlformats.org/drawingml/2006/picture">
+                      <pic:pic>
+                        <pic:nvPicPr>
+                          <pic:cNvPr id="0" name="04.png"/>
+                          <pic:cNvPicPr/>
+                        </pic:nvPicPr>
+                        <pic:blipFill>
+                          <a:blip r:embed="rId28"/>
+                          <a:stretch>
+                            <a:fillRect/>
+                          </a:stretch>
+                        </pic:blipFill>
+                        <pic:spPr>
+                          <a:xfrm>
+                            <a:off x="0" y="0"/>
+                            <a:ext cx="1655999" cy="4817853"/>
+                          </a:xfrm>
+                          <a:prstGeom prst="rect"/>
+                        </pic:spPr>
+                      </pic:pic>
+                    </a:graphicData>
+                  </a:graphic>
+                </wp:inline>
+              </w:drawing>
+            </w:r>
+          </w:p>
+        </w:tc>
+        <w:tc>
+          <w:tcPr>
+            <w:tcW w:type="dxa" w:w="3324"/>
+          </w:tcPr>
+          <w:p>
+            <w:pPr>
+              <w:keepNext/>
+              <w:jc w:val="center"/>
+            </w:pPr>
+            <w:r>
+              <w:drawing>
+                <wp:inline xmlns:a="http://schemas.openxmlformats.org/drawingml/2006/main" xmlns:pic="http://schemas.openxmlformats.org/drawingml/2006/picture">
+                  <wp:extent cx="1655999" cy="3532798"/>
+                  <wp:docPr id="16" name="Picture 16"/>
+                  <wp:cNvGraphicFramePr>
+                    <a:graphicFrameLocks noChangeAspect="1"/>
+                  </wp:cNvGraphicFramePr>
+                  <a:graphic>
+                    <a:graphicData uri="http://schemas.openxmlformats.org/drawingml/2006/picture">
+                      <pic:pic>
+                        <pic:nvPicPr>
+                          <pic:cNvPr id="0" name="05.png"/>
+                          <pic:cNvPicPr/>
+                        </pic:nvPicPr>
+                        <pic:blipFill>
+                          <a:blip r:embed="rId29"/>
+                          <a:stretch>
+                            <a:fillRect/>
+                          </a:stretch>
+                        </pic:blipFill>
+                        <pic:spPr>
+                          <a:xfrm>
+                            <a:off x="0" y="0"/>
+                            <a:ext cx="1655999" cy="3532798"/>
+                          </a:xfrm>
+                          <a:prstGeom prst="rect"/>
+                        </pic:spPr>
+                      </pic:pic>
+                    </a:graphicData>
+                  </a:graphic>
+                </wp:inline>
+              </w:drawing>
+            </w:r>
+          </w:p>
+        </w:tc>
+      </w:tr>
+    </w:tbl>
+    <w:p>
+      <w:pPr>
+        <w:keepNext/>
+        <w:spacing w:after="60"/>
+      </w:pPr>
+      <w:r>
+        <w:rPr>
+          <w:b/>
+        </w:rPr>
+        <w:t>Student booking</w:t>
+      </w:r>
+    </w:p>
+    <w:p>
+      <w:pPr>
+        <w:keepNext/>
+        <w:spacing w:after="60"/>
+      </w:pPr>
+      <w:r>
+        <w:rPr>
+          <w:b/>
+        </w:rPr>
+        <w:t>Desktop booking page</w:t>
+      </w:r>
+    </w:p>
+    <w:p>
+      <w:pPr>
+        <w:keepNext/>
+        <w:spacing w:after="80"/>
+      </w:pPr>
+      <w:r>
+        <w:rPr/>
+        <w:t>The student picks a lecturer a date and a time</w:t>
+        <w:br/>
+      </w:r>
+      <w:r>
+        <w:rPr/>
+        <w:t>The summary shows the lecturer date time and location and a reason box explains the purpose before the booking is confirmed</w:t>
+      </w:r>
+    </w:p>
+    <w:p>
+      <w:pPr>
+        <w:keepNext/>
+        <w:spacing w:after="40"/>
+        <w:jc w:val="center"/>
+      </w:pPr>
+      <w:r>
+        <w:drawing>
+          <wp:inline xmlns:a="http://schemas.openxmlformats.org/drawingml/2006/main" xmlns:pic="http://schemas.openxmlformats.org/drawingml/2006/picture">
+            <wp:extent cx="4320000" cy="2890542"/>
+            <wp:docPr id="17" name="Picture 17"/>
+            <wp:cNvGraphicFramePr>
+              <a:graphicFrameLocks noChangeAspect="1"/>
+            </wp:cNvGraphicFramePr>
+            <a:graphic>
+              <a:graphicData uri="http://schemas.openxmlformats.org/drawingml/2006/picture">
+                <pic:pic>
+                  <pic:nvPicPr>
+                    <pic:cNvPr id="0" name="12.png"/>
+                    <pic:cNvPicPr/>
+                  </pic:nvPicPr>
+                  <pic:blipFill>
+                    <a:blip r:embed="rId30"/>
+                    <a:stretch>
+                      <a:fillRect/>
+                    </a:stretch>
+                  </pic:blipFill>
+                  <pic:spPr>
+                    <a:xfrm>
+                      <a:off x="0" y="0"/>
+                      <a:ext cx="4320000" cy="2890542"/>
+                    </a:xfrm>
+                    <a:prstGeom prst="rect"/>
+                  </pic:spPr>
+                </pic:pic>
+              </a:graphicData>
+            </a:graphic>
+          </wp:inline>
+        </w:drawing>
+      </w:r>
+    </w:p>
+    <w:p>
+      <w:pPr>
+        <w:keepNext/>
+        <w:spacing w:after="60"/>
+      </w:pPr>
+      <w:r>
+        <w:rPr>
+          <w:b/>
+        </w:rPr>
+        <w:t>Times displayed correctly</w:t>
+      </w:r>
+    </w:p>
+    <w:p>
+      <w:pPr>
+        <w:keepNext/>
+        <w:spacing w:after="80"/>
+      </w:pPr>
+      <w:r>
+        <w:rPr/>
+        <w:t>The available times show correctly and the booking summary matches the selected slot</w:t>
+      </w:r>
+    </w:p>
+    <w:p>
+      <w:pPr>
+        <w:keepNext/>
+        <w:spacing w:after="40"/>
+        <w:jc w:val="center"/>
+      </w:pPr>
+      <w:r>
+        <w:drawing>
+          <wp:inline xmlns:a="http://schemas.openxmlformats.org/drawingml/2006/main" xmlns:pic="http://schemas.openxmlformats.org/drawingml/2006/picture">
+            <wp:extent cx="3420000" cy="3230518"/>
+            <wp:docPr id="18" name="Picture 18"/>
+            <wp:cNvGraphicFramePr>
+              <a:graphicFrameLocks noChangeAspect="1"/>
+            </wp:cNvGraphicFramePr>
+            <a:graphic>
+              <a:graphicData uri="http://schemas.openxmlformats.org/drawingml/2006/picture">
+                <pic:pic>
+                  <pic:nvPicPr>
+                    <pic:cNvPr id="0" name="09.png"/>
+                    <pic:cNvPicPr/>
+                  </pic:nvPicPr>
+                  <pic:blipFill>
+                    <a:blip r:embed="rId31"/>
+                    <a:stretch>
+                      <a:fillRect/>
+                    </a:stretch>
+                  </pic:blipFill>
+                  <pic:spPr>
+                    <a:xfrm>
+                      <a:off x="0" y="0"/>
+                      <a:ext cx="3420000" cy="3230518"/>
+                    </a:xfrm>
+                    <a:prstGeom prst="rect"/>
+                  </pic:spPr>
+                </pic:pic>
+              </a:graphicData>
+            </a:graphic>
+          </wp:inline>
+        </w:drawing>
+      </w:r>
+    </w:p>
+    <w:p>
+      <w:pPr>
+        <w:keepNext/>
+        <w:spacing w:after="60"/>
+      </w:pPr>
+      <w:r>
+        <w:rPr>
+          <w:b/>
+        </w:rPr>
+        <w:t>Availability after a booking</w:t>
+      </w:r>
+    </w:p>
+    <w:p>
+      <w:pPr>
+        <w:keepNext/>
+        <w:spacing w:after="80"/>
+      </w:pPr>
+      <w:r>
+        <w:rPr/>
+        <w:t>After a slot is taken only the free time is still offered for that date</w:t>
+        <w:br/>
+      </w:r>
+      <w:r>
+        <w:rPr/>
+        <w:t>The form keeps the reason the student typed</w:t>
+      </w:r>
+    </w:p>
+    <w:p>
+      <w:pPr>
+        <w:keepNext/>
+        <w:spacing w:after="40"/>
+        <w:jc w:val="center"/>
+      </w:pPr>
+      <w:r>
+        <w:drawing>
+          <wp:inline xmlns:a="http://schemas.openxmlformats.org/drawingml/2006/main" xmlns:pic="http://schemas.openxmlformats.org/drawingml/2006/picture">
+            <wp:extent cx="3060000" cy="3053280"/>
+            <wp:docPr id="19" name="Picture 19"/>
+            <wp:cNvGraphicFramePr>
+              <a:graphicFrameLocks noChangeAspect="1"/>
+            </wp:cNvGraphicFramePr>
+            <a:graphic>
+              <a:graphicData uri="http://schemas.openxmlformats.org/drawingml/2006/picture">
+                <pic:pic>
+                  <pic:nvPicPr>
+                    <pic:cNvPr id="0" name="13.png"/>
+                    <pic:cNvPicPr/>
+                  </pic:nvPicPr>
+                  <pic:blipFill>
+                    <a:blip r:embed="rId32"/>
+                    <a:stretch>
+                      <a:fillRect/>
+                    </a:stretch>
+                  </pic:blipFill>
+                  <pic:spPr>
+                    <a:xfrm>
+                      <a:off x="0" y="0"/>
+                      <a:ext cx="3060000" cy="3053280"/>
+                    </a:xfrm>
+                    <a:prstGeom prst="rect"/>
+                  </pic:spPr>
+                </pic:pic>
+              </a:graphicData>
+            </a:graphic>
+          </wp:inline>
+        </w:drawing>
+      </w:r>
+    </w:p>
+    <w:p>
+      <w:pPr>
+        <w:keepNext/>
+        <w:spacing w:after="60"/>
+      </w:pPr>
+      <w:r>
+        <w:rPr>
+          <w:b/>
+        </w:rPr>
+        <w:t>My bookings</w:t>
+      </w:r>
+    </w:p>
+    <w:p>
+      <w:pPr>
+        <w:keepNext/>
+        <w:spacing w:after="60"/>
+      </w:pPr>
+      <w:r>
+        <w:rPr>
+          <w:b/>
+        </w:rPr>
+        <w:t>Desktop my bookings</w:t>
+      </w:r>
+    </w:p>
+    <w:p>
+      <w:pPr>
+        <w:keepNext/>
+        <w:spacing w:after="80"/>
+      </w:pPr>
+      <w:r>
+        <w:rPr/>
+        <w:t>Upcoming bookings and history are shown in two sections with a button to book again</w:t>
+        <w:br/>
+      </w:r>
+      <w:r>
+        <w:rPr/>
+        <w:t>When there are none a message says so</w:t>
+      </w:r>
+    </w:p>
+    <w:p>
+      <w:pPr>
+        <w:keepNext/>
+        <w:spacing w:after="40"/>
+        <w:jc w:val="center"/>
+      </w:pPr>
+      <w:r>
+        <w:drawing>
+          <wp:inline xmlns:a="http://schemas.openxmlformats.org/drawingml/2006/main" xmlns:pic="http://schemas.openxmlformats.org/drawingml/2006/picture">
+            <wp:extent cx="3960000" cy="2226413"/>
+            <wp:docPr id="20" name="Picture 20"/>
+            <wp:cNvGraphicFramePr>
+              <a:graphicFrameLocks noChangeAspect="1"/>
+            </wp:cNvGraphicFramePr>
+            <a:graphic>
+              <a:graphicData uri="http://schemas.openxmlformats.org/drawingml/2006/picture">
+                <pic:pic>
+                  <pic:nvPicPr>
+                    <pic:cNvPr id="0" name="18.png"/>
+                    <pic:cNvPicPr/>
+                  </pic:nvPicPr>
+                  <pic:blipFill>
+                    <a:blip r:embed="rId33"/>
+                    <a:stretch>
+                      <a:fillRect/>
+                    </a:stretch>
+                  </pic:blipFill>
+                  <pic:spPr>
+                    <a:xfrm>
+                      <a:off x="0" y="0"/>
+                      <a:ext cx="3960000" cy="2226413"/>
+                    </a:xfrm>
+                    <a:prstGeom prst="rect"/>
+                  </pic:spPr>
+                </pic:pic>
+              </a:graphicData>
+            </a:graphic>
+          </wp:inline>
+        </w:drawing>
+      </w:r>
+    </w:p>
+    <w:p>
+      <w:pPr>
+        <w:keepNext/>
+        <w:spacing w:after="60"/>
+      </w:pPr>
+      <w:r>
+        <w:rPr>
+          <w:b/>
+        </w:rPr>
+        <w:t>Mobile my bookings</w:t>
+      </w:r>
+    </w:p>
+    <w:p>
+      <w:pPr>
+        <w:keepNext/>
+        <w:spacing w:after="80"/>
+      </w:pPr>
+      <w:r>
+        <w:rPr/>
+        <w:t>The same page on a phone with upcoming and past sections and a button for a new booking</w:t>
+      </w:r>
+    </w:p>
+    <w:tbl>
+      <w:tblPr>
+        <w:tblW w:type="auto" w:w="0"/>
+        <w:tblLayout w:type="fixed"/>
+        <w:tblLook w:firstColumn="1" w:firstRow="1" w:lastColumn="0" w:lastRow="0" w:noHBand="0" w:noVBand="1" w:val="04A0"/>
+      </w:tblPr>
+      <w:tblGrid>
+        <w:gridCol w:w="9972"/>
+      </w:tblGrid>
+      <w:tr>
+        <w:trPr>
+          <w:cantSplit/>
+        </w:trPr>
+        <w:tc>
+          <w:tcPr>
+            <w:tcW w:type="dxa" w:w="9972"/>
+          </w:tcPr>
+          <w:p>
+            <w:pPr>
+              <w:keepNext/>
+              <w:jc w:val="center"/>
+            </w:pPr>
+            <w:r>
+              <w:drawing>
+                <wp:inline xmlns:a="http://schemas.openxmlformats.org/drawingml/2006/main" xmlns:pic="http://schemas.openxmlformats.org/drawingml/2006/picture">
+                  <wp:extent cx="1655999" cy="3532798"/>
+                  <wp:docPr id="21" name="Picture 21"/>
+                  <wp:cNvGraphicFramePr>
+                    <a:graphicFrameLocks noChangeAspect="1"/>
+                  </wp:cNvGraphicFramePr>
+                  <a:graphic>
+                    <a:graphicData uri="http://schemas.openxmlformats.org/drawingml/2006/picture">
+                      <pic:pic>
+                        <pic:nvPicPr>
+                          <pic:cNvPr id="0" name="08.png"/>
+                          <pic:cNvPicPr/>
+                        </pic:nvPicPr>
+                        <pic:blipFill>
+                          <a:blip r:embed="rId34"/>
+                          <a:stretch>
+                            <a:fillRect/>
+                          </a:stretch>
+                        </pic:blipFill>
+                        <pic:spPr>
+                          <a:xfrm>
+                            <a:off x="0" y="0"/>
+                            <a:ext cx="1655999" cy="3532798"/>
+                          </a:xfrm>
+                          <a:prstGeom prst="rect"/>
+                        </pic:spPr>
+                      </pic:pic>
+                    </a:graphicData>
+                  </a:graphic>
+                </wp:inline>
+              </w:drawing>
+            </w:r>
+          </w:p>
+        </w:tc>
+      </w:tr>
+    </w:tbl>
+    <w:p>
+      <w:pPr>
+        <w:keepNext/>
+        <w:spacing w:after="60"/>
+      </w:pPr>
+      <w:r>
+        <w:rPr>
+          <w:b/>
+        </w:rPr>
+        <w:t>Moving a booking</w:t>
+      </w:r>
+    </w:p>
+    <w:p>
+      <w:pPr>
+        <w:keepNext/>
+        <w:spacing w:after="80"/>
+      </w:pPr>
+      <w:r>
+        <w:rPr/>
+        <w:t>The student picks another time from the dropdown and presses Move Booking to change an existing consultation</w:t>
+      </w:r>
+    </w:p>
+    <w:p>
+      <w:pPr>
+        <w:keepNext/>
+        <w:spacing w:after="40"/>
+        <w:jc w:val="center"/>
+      </w:pPr>
+      <w:r>
+        <w:drawing>
+          <wp:inline xmlns:a="http://schemas.openxmlformats.org/drawingml/2006/main" xmlns:pic="http://schemas.openxmlformats.org/drawingml/2006/picture">
+            <wp:extent cx="3960000" cy="2226413"/>
+            <wp:docPr id="22" name="Picture 22"/>
+            <wp:cNvGraphicFramePr>
+              <a:graphicFrameLocks noChangeAspect="1"/>
+            </wp:cNvGraphicFramePr>
+            <a:graphic>
+              <a:graphicData uri="http://schemas.openxmlformats.org/drawingml/2006/picture">
+                <pic:pic>
+                  <pic:nvPicPr>
+                    <pic:cNvPr id="0" name="11.png"/>
+                    <pic:cNvPicPr/>
+                  </pic:nvPicPr>
+                  <pic:blipFill>
+                    <a:blip r:embed="rId35"/>
+                    <a:stretch>
+                      <a:fillRect/>
+                    </a:stretch>
+                  </pic:blipFill>
+                  <pic:spPr>
+                    <a:xfrm>
+                      <a:off x="0" y="0"/>
+                      <a:ext cx="3960000" cy="2226413"/>
+                    </a:xfrm>
+                    <a:prstGeom prst="rect"/>
+                  </pic:spPr>
+                </pic:pic>
+              </a:graphicData>
+            </a:graphic>
+          </wp:inline>
+        </w:drawing>
+      </w:r>
+    </w:p>
+    <w:p>
+      <w:pPr>
+        <w:keepNext/>
+        <w:spacing w:after="60"/>
+      </w:pPr>
+      <w:r>
+        <w:rPr>
+          <w:b/>
+        </w:rPr>
+        <w:t>Lecturer slots</w:t>
+      </w:r>
+    </w:p>
+    <w:p>
+      <w:pPr>
+        <w:keepNext/>
+        <w:spacing w:after="60"/>
+      </w:pPr>
+      <w:r>
+        <w:rPr>
+          <w:b/>
+        </w:rPr>
+        <w:t>Slot published</w:t>
+      </w:r>
+    </w:p>
+    <w:p>
+      <w:pPr>
+        <w:keepNext/>
+        <w:spacing w:after="80"/>
+      </w:pPr>
+      <w:r>
+        <w:rPr/>
+        <w:t>The lecturer page after slots are published</w:t>
+        <w:br/>
+      </w:r>
+      <w:r>
+        <w:rPr/>
+        <w:t>The table shows date time location and status with Edit and Remove buttons</w:t>
+        <w:br/>
+      </w:r>
+      <w:r>
+        <w:rPr/>
+        <w:t>A green message confirms the new slot</w:t>
+      </w:r>
+    </w:p>
+    <w:p>
+      <w:pPr>
+        <w:keepNext/>
+        <w:spacing w:after="40"/>
+        <w:jc w:val="center"/>
+      </w:pPr>
+      <w:r>
+        <w:drawing>
+          <wp:inline xmlns:a="http://schemas.openxmlformats.org/drawingml/2006/main" xmlns:pic="http://schemas.openxmlformats.org/drawingml/2006/picture">
+            <wp:extent cx="3600000" cy="2825183"/>
+            <wp:docPr id="23" name="Picture 23"/>
+            <wp:cNvGraphicFramePr>
+              <a:graphicFrameLocks noChangeAspect="1"/>
+            </wp:cNvGraphicFramePr>
+            <a:graphic>
+              <a:graphicData uri="http://schemas.openxmlformats.org/drawingml/2006/picture">
+                <pic:pic>
+                  <pic:nvPicPr>
+                    <pic:cNvPr id="0" name="01.png"/>
+                    <pic:cNvPicPr/>
+                  </pic:nvPicPr>
+                  <pic:blipFill>
+                    <a:blip r:embed="rId36"/>
+                    <a:stretch>
+                      <a:fillRect/>
+                    </a:stretch>
+                  </pic:blipFill>
+                  <pic:spPr>
+                    <a:xfrm>
+                      <a:off x="0" y="0"/>
+                      <a:ext cx="3600000" cy="2825183"/>
+                    </a:xfrm>
+                    <a:prstGeom prst="rect"/>
+                  </pic:spPr>
+                </pic:pic>
+              </a:graphicData>
+            </a:graphic>
+          </wp:inline>
+        </w:drawing>
+      </w:r>
+    </w:p>
+    <w:p>
+      <w:pPr>
+        <w:keepNext/>
+        <w:spacing w:after="60"/>
+      </w:pPr>
+      <w:r>
+        <w:rPr>
+          <w:b/>
+        </w:rPr>
+        <w:t>Slot updated</w:t>
+      </w:r>
+    </w:p>
+    <w:p>
+      <w:pPr>
+        <w:keepNext/>
+        <w:spacing w:after="80"/>
+      </w:pPr>
+      <w:r>
+        <w:rPr/>
+        <w:t>A slot for 27 October 2026 was changed to Room C3</w:t>
+        <w:br/>
+      </w:r>
+      <w:r>
+        <w:rPr/>
+        <w:t>A green message confirms the update and the table shows the new location</w:t>
+      </w:r>
+    </w:p>
+    <w:p>
+      <w:pPr>
+        <w:keepNext/>
+        <w:spacing w:after="40"/>
+        <w:jc w:val="center"/>
+      </w:pPr>
+      <w:r>
+        <w:drawing>
+          <wp:inline xmlns:a="http://schemas.openxmlformats.org/drawingml/2006/main" xmlns:pic="http://schemas.openxmlformats.org/drawingml/2006/picture">
+            <wp:extent cx="3600000" cy="2825183"/>
+            <wp:docPr id="24" name="Picture 24"/>
+            <wp:cNvGraphicFramePr>
+              <a:graphicFrameLocks noChangeAspect="1"/>
+            </wp:cNvGraphicFramePr>
+            <a:graphic>
+              <a:graphicData uri="http://schemas.openxmlformats.org/drawingml/2006/picture">
+                <pic:pic>
+                  <pic:nvPicPr>
+                    <pic:cNvPr id="0" name="03.png"/>
+                    <pic:cNvPicPr/>
+                  </pic:nvPicPr>
+                  <pic:blipFill>
+                    <a:blip r:embed="rId37"/>
+                    <a:stretch>
+                      <a:fillRect/>
+                    </a:stretch>
+                  </pic:blipFill>
+                  <pic:spPr>
+                    <a:xfrm>
+                      <a:off x="0" y="0"/>
+                      <a:ext cx="3600000" cy="2825183"/>
+                    </a:xfrm>
+                    <a:prstGeom prst="rect"/>
+                  </pic:spPr>
+                </pic:pic>
+              </a:graphicData>
+            </a:graphic>
+          </wp:inline>
+        </w:drawing>
+      </w:r>
+    </w:p>
+    <w:p>
+      <w:pPr>
+        <w:keepNext/>
+        <w:spacing w:after="60"/>
+      </w:pPr>
+      <w:r>
+        <w:rPr>
+          <w:b/>
+        </w:rPr>
+        <w:t>Errors found and fixed</w:t>
+      </w:r>
+    </w:p>
+    <w:p>
+      <w:pPr>
+        <w:keepNext/>
+        <w:spacing w:after="60"/>
+      </w:pPr>
+      <w:r>
+        <w:rPr>
+          <w:b/>
+        </w:rPr>
+        <w:t>Time display error</w:t>
+      </w:r>
+    </w:p>
+    <w:p>
+      <w:pPr>
+        <w:keepNext/>
+        <w:spacing w:after="80"/>
+      </w:pPr>
+      <w:r>
+        <w:rPr/>
+        <w:t>Earlier the time buttons only showed the word to and the summary showed undefined to undefined</w:t>
+        <w:br/>
+      </w:r>
+      <w:r>
+        <w:rPr/>
+        <w:t>The time values were missing in the frontend</w:t>
+        <w:br/>
+      </w:r>
+      <w:r>
+        <w:rPr/>
+        <w:t>This was found in testing and fixed</w:t>
+      </w:r>
+    </w:p>
+    <w:p>
+      <w:pPr>
+        <w:keepNext/>
+        <w:spacing w:after="40"/>
+        <w:jc w:val="center"/>
+      </w:pPr>
+      <w:r>
+        <w:drawing>
+          <wp:inline xmlns:a="http://schemas.openxmlformats.org/drawingml/2006/main" xmlns:pic="http://schemas.openxmlformats.org/drawingml/2006/picture">
+            <wp:extent cx="3420000" cy="3232225"/>
+            <wp:docPr id="25" name="Picture 25"/>
+            <wp:cNvGraphicFramePr>
+              <a:graphicFrameLocks noChangeAspect="1"/>
+            </wp:cNvGraphicFramePr>
+            <a:graphic>
+              <a:graphicData uri="http://schemas.openxmlformats.org/drawingml/2006/picture">
+                <pic:pic>
+                  <pic:nvPicPr>
+                    <pic:cNvPr id="0" name="10.png"/>
+                    <pic:cNvPicPr/>
+                  </pic:nvPicPr>
+                  <pic:blipFill>
+                    <a:blip r:embed="rId38"/>
+                    <a:stretch>
+                      <a:fillRect/>
+                    </a:stretch>
+                  </pic:blipFill>
+                  <pic:spPr>
+                    <a:xfrm>
+                      <a:off x="0" y="0"/>
+                      <a:ext cx="3420000" cy="3232225"/>
+                    </a:xfrm>
+                    <a:prstGeom prst="rect"/>
+                  </pic:spPr>
+                </pic:pic>
+              </a:graphicData>
+            </a:graphic>
+          </wp:inline>
+        </w:drawing>
+      </w:r>
+    </w:p>
+    <w:p>
+      <w:pPr>
+        <w:keepNext/>
+        <w:spacing w:after="60"/>
+      </w:pPr>
+      <w:r>
+        <w:rPr>
+          <w:b/>
+        </w:rPr>
+        <w:t>Slot route error</w:t>
+      </w:r>
+    </w:p>
+    <w:p>
+      <w:pPr>
+        <w:keepNext/>
+        <w:spacing w:after="80"/>
+      </w:pPr>
+      <w:r>
+        <w:rPr/>
+        <w:t>The page showed that the slot route did not exist</w:t>
+        <w:br/>
+      </w:r>
+      <w:r>
+        <w:rPr/>
+        <w:t>The lecturer page still opened but slots could not be loaded or published</w:t>
+        <w:br/>
+      </w:r>
+      <w:r>
+        <w:rPr/>
+        <w:t>This was a backend integration issue and it was corrected</w:t>
+      </w:r>
+    </w:p>
+    <w:p>
+      <w:pPr>
+        <w:keepNext/>
+        <w:spacing w:after="40"/>
+        <w:jc w:val="center"/>
+      </w:pPr>
+      <w:r>
+        <w:drawing>
+          <wp:inline xmlns:a="http://schemas.openxmlformats.org/drawingml/2006/main" xmlns:pic="http://schemas.openxmlformats.org/drawingml/2006/picture">
+            <wp:extent cx="3960000" cy="2542401"/>
+            <wp:docPr id="26" name="Picture 26"/>
+            <wp:cNvGraphicFramePr>
+              <a:graphicFrameLocks noChangeAspect="1"/>
+            </wp:cNvGraphicFramePr>
+            <a:graphic>
+              <a:graphicData uri="http://schemas.openxmlformats.org/drawingml/2006/picture">
+                <pic:pic>
+                  <pic:nvPicPr>
+                    <pic:cNvPr id="0" name="02.png"/>
+                    <pic:cNvPicPr/>
+                  </pic:nvPicPr>
+                  <pic:blipFill>
+                    <a:blip r:embed="rId39"/>
+                    <a:stretch>
+                      <a:fillRect/>
+                    </a:stretch>
+                  </pic:blipFill>
+                  <pic:spPr>
+                    <a:xfrm>
+                      <a:off x="0" y="0"/>
+                      <a:ext cx="3960000" cy="2542401"/>
+                    </a:xfrm>
+                    <a:prstGeom prst="rect"/>
+                  </pic:spPr>
+                </pic:pic>
+              </a:graphicData>
+            </a:graphic>
+          </wp:inline>
+        </w:drawing>
+      </w:r>
+    </w:p>
+    <w:p>
+      <w:pPr>
+        <w:keepNext/>
+        <w:spacing w:after="60"/>
+      </w:pPr>
+      <w:r>
+        <w:rPr>
+          <w:b/>
+        </w:rPr>
+        <w:t>Earlier lecturer page</w:t>
+      </w:r>
+    </w:p>
+    <w:p>
+      <w:pPr>
+        <w:keepNext/>
+        <w:spacing w:after="60"/>
+      </w:pPr>
+      <w:r>
+        <w:rPr>
+          <w:b/>
+        </w:rPr>
+        <w:t>Lecturer page on mobile before slots</w:t>
+      </w:r>
+    </w:p>
+    <w:p>
+      <w:pPr>
+        <w:keepNext/>
+        <w:spacing w:after="80"/>
+      </w:pPr>
+      <w:r>
+        <w:rPr/>
+        <w:t>An early phone view with the navigation and a coming soon message before slot management was built</w:t>
+      </w:r>
+    </w:p>
+    <w:tbl>
+      <w:tblPr>
+        <w:tblW w:type="auto" w:w="0"/>
+        <w:tblLayout w:type="fixed"/>
+        <w:tblLook w:firstColumn="1" w:firstRow="1" w:lastColumn="0" w:lastRow="0" w:noHBand="0" w:noVBand="1" w:val="04A0"/>
+      </w:tblPr>
+      <w:tblGrid>
+        <w:gridCol w:w="9972"/>
+      </w:tblGrid>
+      <w:tr>
+        <w:trPr>
+          <w:cantSplit/>
+        </w:trPr>
+        <w:tc>
+          <w:tcPr>
+            <w:tcW w:type="dxa" w:w="9972"/>
+          </w:tcPr>
+          <w:p>
+            <w:pPr>
+              <w:keepNext/>
+              <w:jc w:val="center"/>
+            </w:pPr>
+            <w:r>
+              <w:drawing>
+                <wp:inline xmlns:a="http://schemas.openxmlformats.org/drawingml/2006/main" xmlns:pic="http://schemas.openxmlformats.org/drawingml/2006/picture">
+                  <wp:extent cx="1655999" cy="3532798"/>
+                  <wp:docPr id="27" name="Picture 27"/>
+                  <wp:cNvGraphicFramePr>
+                    <a:graphicFrameLocks noChangeAspect="1"/>
+                  </wp:cNvGraphicFramePr>
+                  <a:graphic>
+                    <a:graphicData uri="http://schemas.openxmlformats.org/drawingml/2006/picture">
+                      <pic:pic>
+                        <pic:nvPicPr>
+                          <pic:cNvPr id="0" name="06.png"/>
+                          <pic:cNvPicPr/>
+                        </pic:nvPicPr>
+                        <pic:blipFill>
+                          <a:blip r:embed="rId40"/>
+                          <a:stretch>
+                            <a:fillRect/>
+                          </a:stretch>
+                        </pic:blipFill>
+                        <pic:spPr>
+                          <a:xfrm>
+                            <a:off x="0" y="0"/>
+                            <a:ext cx="1655999" cy="3532798"/>
+                          </a:xfrm>
+                          <a:prstGeom prst="rect"/>
+                        </pic:spPr>
+                      </pic:pic>
+                    </a:graphicData>
+                  </a:graphic>
+                </wp:inline>
+              </w:drawing>
+            </w:r>
+          </w:p>
+        </w:tc>
+      </w:tr>
+    </w:tbl>
+    <w:p>
+      <w:pPr>
+        <w:keepNext/>
+        <w:spacing w:after="60"/>
+      </w:pPr>
+      <w:r>
+        <w:rPr>
+          <w:b/>
+        </w:rPr>
+        <w:t>Lecturer page on desktop before slots</w:t>
+      </w:r>
+    </w:p>
+    <w:p>
+      <w:pPr>
+        <w:keepNext/>
+        <w:spacing w:after="80"/>
+      </w:pPr>
+      <w:r>
+        <w:rPr/>
+        <w:t>An early desktop view with the same coming soon message</w:t>
+        <w:br/>
+      </w:r>
+      <w:r>
+        <w:rPr/>
+        <w:t>It shows the layout before the slot features were added</w:t>
+      </w:r>
+    </w:p>
+    <w:p>
+      <w:pPr>
+        <w:keepNext/>
+        <w:spacing w:after="40"/>
+        <w:jc w:val="center"/>
+      </w:pPr>
+      <w:r>
+        <w:drawing>
+          <wp:inline xmlns:a="http://schemas.openxmlformats.org/drawingml/2006/main" xmlns:pic="http://schemas.openxmlformats.org/drawingml/2006/picture">
+            <wp:extent cx="3960000" cy="2226413"/>
+            <wp:docPr id="28" name="Picture 28"/>
+            <wp:cNvGraphicFramePr>
+              <a:graphicFrameLocks noChangeAspect="1"/>
+            </wp:cNvGraphicFramePr>
+            <a:graphic>
+              <a:graphicData uri="http://schemas.openxmlformats.org/drawingml/2006/picture">
+                <pic:pic>
+                  <pic:nvPicPr>
+                    <pic:cNvPr id="0" name="15.png"/>
+                    <pic:cNvPicPr/>
+                  </pic:nvPicPr>
+                  <pic:blipFill>
+                    <a:blip r:embed="rId41"/>
+                    <a:stretch>
+                      <a:fillRect/>
+                    </a:stretch>
+                  </pic:blipFill>
+                  <pic:spPr>
+                    <a:xfrm>
+                      <a:off x="0" y="0"/>
+                      <a:ext cx="3960000" cy="2226413"/>
+                    </a:xfrm>
+                    <a:prstGeom prst="rect"/>
+                  </pic:spPr>
+                </pic:pic>
+              </a:graphicData>
+            </a:graphic>
+          </wp:inline>
+        </w:drawing>
+      </w:r>
+    </w:p>
+    <w:p>
+      <w:pPr>
+        <w:keepNext/>
+        <w:spacing w:after="60"/>
+      </w:pPr>
+      <w:r>
+        <w:rPr>
+          <w:b/>
+        </w:rPr>
+        <w:t>Summary of 4.7</w:t>
+      </w:r>
+    </w:p>
+    <w:p>
+      <w:pPr>
+        <w:spacing w:after="80"/>
+      </w:pPr>
+      <w:r>
+        <w:rPr/>
+        <w:t>The screenshots show login booking changing bookings and slot management working together between students and lecturers</w:t>
+        <w:br/>
+      </w:r>
+      <w:r>
+        <w:rPr/>
+        <w:t>They also show errors that were found and fixed during development</w:t>
+      </w:r>
+    </w:p>
+    <w:p>
+      <w:pPr>
+        <w:pStyle w:val="Heading1"/>
+      </w:pPr>
+      <w:r>
+        <w:t>4.8 Version Control</w:t>
+      </w:r>
+    </w:p>
+    <w:p>
+      <w:pPr>
+        <w:spacing w:after="80"/>
+      </w:pPr>
+      <w:r>
+        <w:rPr/>
+        <w:t>The source code of CampusBook is kept in one GitHub repository with a main branch that always holds the working version and a branch for each member</w:t>
+        <w:br/>
+      </w:r>
+      <w:r>
+        <w:rPr/>
+        <w:t>Members commit their own work and open a pull request and another member reviews it before it is merged into main</w:t>
+        <w:br/>
+      </w:r>
+      <w:r>
+        <w:rPr/>
+        <w:t>This keeps the history clear and shows who did what</w:t>
       </w:r>
     </w:p>
     <w:tbl>
@@ -5345,9 +6733,10 @@
         <w:tblLook w:firstColumn="1" w:firstRow="1" w:lastColumn="0" w:lastRow="0" w:noHBand="0" w:noVBand="1" w:val="04A0"/>
       </w:tblPr>
       <w:tblGrid>
-        <w:gridCol w:w="3400"/>
-        <w:gridCol w:w="2000"/>
-        <w:gridCol w:w="4237"/>
+        <w:gridCol w:w="2606"/>
+        <w:gridCol w:w="1020"/>
+        <w:gridCol w:w="1926"/>
+        <w:gridCol w:w="4420"/>
       </w:tblGrid>
       <w:tr>
         <w:trPr>
@@ -5356,7 +6745,7 @@
         </w:trPr>
         <w:tc>
           <w:tcPr>
-            <w:tcW w:type="dxa" w:w="3400"/>
+            <w:tcW w:type="dxa" w:w="2606"/>
             <w:shd w:val="clear" w:color="auto" w:fill="D9EAF0"/>
           </w:tcPr>
           <w:p>
@@ -5367,15 +6756,15 @@
             <w:r>
               <w:rPr>
                 <w:b/>
-                <w:sz w:val="19"/>
-              </w:rPr>
-              <w:t>Item</w:t>
-            </w:r>
-          </w:p>
-        </w:tc>
-        <w:tc>
-          <w:tcPr>
-            <w:tcW w:type="dxa" w:w="2000"/>
+                <w:sz w:val="18"/>
+              </w:rPr>
+              <w:t>Commit or pull request</w:t>
+            </w:r>
+          </w:p>
+        </w:tc>
+        <w:tc>
+          <w:tcPr>
+            <w:tcW w:type="dxa" w:w="1020"/>
             <w:shd w:val="clear" w:color="auto" w:fill="D9EAF0"/>
           </w:tcPr>
           <w:p>
@@ -5386,15 +6775,15 @@
             <w:r>
               <w:rPr>
                 <w:b/>
-                <w:sz w:val="19"/>
-              </w:rPr>
-              <w:t>Status</w:t>
-            </w:r>
-          </w:p>
-        </w:tc>
-        <w:tc>
-          <w:tcPr>
-            <w:tcW w:type="dxa" w:w="4237"/>
+                <w:sz w:val="18"/>
+              </w:rPr>
+              <w:t>Date</w:t>
+            </w:r>
+          </w:p>
+        </w:tc>
+        <w:tc>
+          <w:tcPr>
+            <w:tcW w:type="dxa" w:w="1926"/>
             <w:shd w:val="clear" w:color="auto" w:fill="D9EAF0"/>
           </w:tcPr>
           <w:p>
@@ -5405,9 +6794,28 @@
             <w:r>
               <w:rPr>
                 <w:b/>
-                <w:sz w:val="19"/>
-              </w:rPr>
-              <w:t>Owner</w:t>
+                <w:sz w:val="18"/>
+              </w:rPr>
+              <w:t>Member</w:t>
+            </w:r>
+          </w:p>
+        </w:tc>
+        <w:tc>
+          <w:tcPr>
+            <w:tcW w:type="dxa" w:w="4420"/>
+            <w:shd w:val="clear" w:color="auto" w:fill="D9EAF0"/>
+          </w:tcPr>
+          <w:p>
+            <w:pPr>
+              <w:keepNext/>
+              <w:spacing w:after="0"/>
+            </w:pPr>
+            <w:r>
+              <w:rPr>
+                <w:b/>
+                <w:sz w:val="18"/>
+              </w:rPr>
+              <w:t>What it holds</w:t>
             </w:r>
           </w:p>
         </w:tc>
@@ -5418,52 +6826,69 @@
         </w:trPr>
         <w:tc>
           <w:tcPr>
-            <w:tcW w:type="dxa" w:w="3400"/>
-          </w:tcPr>
-          <w:p>
-            <w:pPr>
-              <w:keepNext/>
-              <w:spacing w:after="0"/>
-            </w:pPr>
-            <w:r>
-              <w:rPr>
-                <w:sz w:val="19"/>
-              </w:rPr>
-              <w:t>Project structure and README</w:t>
-            </w:r>
-          </w:p>
-        </w:tc>
-        <w:tc>
-          <w:tcPr>
-            <w:tcW w:type="dxa" w:w="2000"/>
-          </w:tcPr>
-          <w:p>
-            <w:pPr>
-              <w:keepNext/>
-              <w:spacing w:after="0"/>
-            </w:pPr>
-            <w:r>
-              <w:rPr>
-                <w:sz w:val="19"/>
-              </w:rPr>
-              <w:t>Done</w:t>
-            </w:r>
-          </w:p>
-        </w:tc>
-        <w:tc>
-          <w:tcPr>
-            <w:tcW w:type="dxa" w:w="4237"/>
-          </w:tcPr>
-          <w:p>
-            <w:pPr>
-              <w:keepNext/>
-              <w:spacing w:after="0"/>
-            </w:pPr>
-            <w:r>
-              <w:rPr>
-                <w:sz w:val="19"/>
+            <w:tcW w:type="dxa" w:w="2606"/>
+          </w:tcPr>
+          <w:p>
+            <w:pPr>
+              <w:keepNext/>
+              <w:spacing w:after="0"/>
+            </w:pPr>
+            <w:r>
+              <w:rPr>
+                <w:sz w:val="18"/>
+              </w:rPr>
+              <w:t>dcb7cd2 and 092dd77</w:t>
+            </w:r>
+          </w:p>
+        </w:tc>
+        <w:tc>
+          <w:tcPr>
+            <w:tcW w:type="dxa" w:w="1020"/>
+          </w:tcPr>
+          <w:p>
+            <w:pPr>
+              <w:keepNext/>
+              <w:spacing w:after="0"/>
+            </w:pPr>
+            <w:r>
+              <w:rPr>
+                <w:sz w:val="18"/>
+              </w:rPr>
+              <w:t>15 Oct</w:t>
+            </w:r>
+          </w:p>
+        </w:tc>
+        <w:tc>
+          <w:tcPr>
+            <w:tcW w:type="dxa" w:w="1926"/>
+          </w:tcPr>
+          <w:p>
+            <w:pPr>
+              <w:keepNext/>
+              <w:spacing w:after="0"/>
+            </w:pPr>
+            <w:r>
+              <w:rPr>
+                <w:sz w:val="18"/>
               </w:rPr>
               <w:t>Willem Gerber</w:t>
+            </w:r>
+          </w:p>
+        </w:tc>
+        <w:tc>
+          <w:tcPr>
+            <w:tcW w:type="dxa" w:w="4420"/>
+          </w:tcPr>
+          <w:p>
+            <w:pPr>
+              <w:keepNext/>
+              <w:spacing w:after="0"/>
+            </w:pPr>
+            <w:r>
+              <w:rPr>
+                <w:sz w:val="18"/>
+              </w:rPr>
+              <w:t>Repository and project structure</w:t>
             </w:r>
           </w:p>
         </w:tc>
@@ -5474,52 +6899,69 @@
         </w:trPr>
         <w:tc>
           <w:tcPr>
-            <w:tcW w:type="dxa" w:w="3400"/>
-          </w:tcPr>
-          <w:p>
-            <w:pPr>
-              <w:keepNext/>
-              <w:spacing w:after="0"/>
-            </w:pPr>
-            <w:r>
-              <w:rPr>
-                <w:sz w:val="19"/>
-              </w:rPr>
-              <w:t>Database schema script</w:t>
-            </w:r>
-          </w:p>
-        </w:tc>
-        <w:tc>
-          <w:tcPr>
-            <w:tcW w:type="dxa" w:w="2000"/>
-          </w:tcPr>
-          <w:p>
-            <w:pPr>
-              <w:keepNext/>
-              <w:spacing w:after="0"/>
-            </w:pPr>
-            <w:r>
-              <w:rPr>
-                <w:sz w:val="19"/>
-              </w:rPr>
-              <w:t>Done and tested</w:t>
-            </w:r>
-          </w:p>
-        </w:tc>
-        <w:tc>
-          <w:tcPr>
-            <w:tcW w:type="dxa" w:w="4237"/>
-          </w:tcPr>
-          <w:p>
-            <w:pPr>
-              <w:keepNext/>
-              <w:spacing w:after="0"/>
-            </w:pPr>
-            <w:r>
-              <w:rPr>
-                <w:sz w:val="19"/>
-              </w:rPr>
-              <w:t>Gerhardus van den Berg</w:t>
+            <w:tcW w:type="dxa" w:w="2606"/>
+          </w:tcPr>
+          <w:p>
+            <w:pPr>
+              <w:keepNext/>
+              <w:spacing w:after="0"/>
+            </w:pPr>
+            <w:r>
+              <w:rPr>
+                <w:sz w:val="18"/>
+              </w:rPr>
+              <w:t>88460f8</w:t>
+            </w:r>
+          </w:p>
+        </w:tc>
+        <w:tc>
+          <w:tcPr>
+            <w:tcW w:type="dxa" w:w="1020"/>
+          </w:tcPr>
+          <w:p>
+            <w:pPr>
+              <w:keepNext/>
+              <w:spacing w:after="0"/>
+            </w:pPr>
+            <w:r>
+              <w:rPr>
+                <w:sz w:val="18"/>
+              </w:rPr>
+              <w:t>19 Oct</w:t>
+            </w:r>
+          </w:p>
+        </w:tc>
+        <w:tc>
+          <w:tcPr>
+            <w:tcW w:type="dxa" w:w="1926"/>
+          </w:tcPr>
+          <w:p>
+            <w:pPr>
+              <w:keepNext/>
+              <w:spacing w:after="0"/>
+            </w:pPr>
+            <w:r>
+              <w:rPr>
+                <w:sz w:val="18"/>
+              </w:rPr>
+              <w:t>Willem Gerber</w:t>
+            </w:r>
+          </w:p>
+        </w:tc>
+        <w:tc>
+          <w:tcPr>
+            <w:tcW w:type="dxa" w:w="4420"/>
+          </w:tcPr>
+          <w:p>
+            <w:pPr>
+              <w:keepNext/>
+              <w:spacing w:after="0"/>
+            </w:pPr>
+            <w:r>
+              <w:rPr>
+                <w:sz w:val="18"/>
+              </w:rPr>
+              <w:t>Back-end folders and schema and seed scripts and diagrams</w:t>
             </w:r>
           </w:p>
         </w:tc>
@@ -5530,52 +6972,69 @@
         </w:trPr>
         <w:tc>
           <w:tcPr>
-            <w:tcW w:type="dxa" w:w="3400"/>
-          </w:tcPr>
-          <w:p>
-            <w:pPr>
-              <w:keepNext/>
-              <w:spacing w:after="0"/>
-            </w:pPr>
-            <w:r>
-              <w:rPr>
-                <w:sz w:val="19"/>
-              </w:rPr>
-              <w:t>Test data script</w:t>
-            </w:r>
-          </w:p>
-        </w:tc>
-        <w:tc>
-          <w:tcPr>
-            <w:tcW w:type="dxa" w:w="2000"/>
-          </w:tcPr>
-          <w:p>
-            <w:pPr>
-              <w:keepNext/>
-              <w:spacing w:after="0"/>
-            </w:pPr>
-            <w:r>
-              <w:rPr>
-                <w:sz w:val="19"/>
-              </w:rPr>
-              <w:t>Done</w:t>
-            </w:r>
-          </w:p>
-        </w:tc>
-        <w:tc>
-          <w:tcPr>
-            <w:tcW w:type="dxa" w:w="4237"/>
-          </w:tcPr>
-          <w:p>
-            <w:pPr>
-              <w:keepNext/>
-              <w:spacing w:after="0"/>
-            </w:pPr>
-            <w:r>
-              <w:rPr>
-                <w:sz w:val="19"/>
-              </w:rPr>
-              <w:t>Gerhardus van den Berg</w:t>
+            <w:tcW w:type="dxa" w:w="2606"/>
+          </w:tcPr>
+          <w:p>
+            <w:pPr>
+              <w:keepNext/>
+              <w:spacing w:after="0"/>
+            </w:pPr>
+            <w:r>
+              <w:rPr>
+                <w:sz w:val="18"/>
+              </w:rPr>
+              <w:t>6f458c7 and pull request #1</w:t>
+            </w:r>
+          </w:p>
+        </w:tc>
+        <w:tc>
+          <w:tcPr>
+            <w:tcW w:type="dxa" w:w="1020"/>
+          </w:tcPr>
+          <w:p>
+            <w:pPr>
+              <w:keepNext/>
+              <w:spacing w:after="0"/>
+            </w:pPr>
+            <w:r>
+              <w:rPr>
+                <w:sz w:val="18"/>
+              </w:rPr>
+              <w:t>20 Oct</w:t>
+            </w:r>
+          </w:p>
+        </w:tc>
+        <w:tc>
+          <w:tcPr>
+            <w:tcW w:type="dxa" w:w="1926"/>
+          </w:tcPr>
+          <w:p>
+            <w:pPr>
+              <w:keepNext/>
+              <w:spacing w:after="0"/>
+            </w:pPr>
+            <w:r>
+              <w:rPr>
+                <w:sz w:val="18"/>
+              </w:rPr>
+              <w:t>Willem Gerber</w:t>
+            </w:r>
+          </w:p>
+        </w:tc>
+        <w:tc>
+          <w:tcPr>
+            <w:tcW w:type="dxa" w:w="4420"/>
+          </w:tcPr>
+          <w:p>
+            <w:pPr>
+              <w:keepNext/>
+              <w:spacing w:after="0"/>
+            </w:pPr>
+            <w:r>
+              <w:rPr>
+                <w:sz w:val="18"/>
+              </w:rPr>
+              <w:t>Back-end set up and login and middleware and Bookings API</w:t>
             </w:r>
           </w:p>
         </w:tc>
@@ -5586,52 +7045,69 @@
         </w:trPr>
         <w:tc>
           <w:tcPr>
-            <w:tcW w:type="dxa" w:w="3400"/>
-          </w:tcPr>
-          <w:p>
-            <w:pPr>
-              <w:keepNext/>
-              <w:spacing w:after="0"/>
-            </w:pPr>
-            <w:r>
-              <w:rPr>
-                <w:sz w:val="19"/>
-              </w:rPr>
-              <w:t>Login with student and lecturer roles</w:t>
-            </w:r>
-          </w:p>
-        </w:tc>
-        <w:tc>
-          <w:tcPr>
-            <w:tcW w:type="dxa" w:w="2000"/>
-          </w:tcPr>
-          <w:p>
-            <w:pPr>
-              <w:keepNext/>
-              <w:spacing w:after="0"/>
-            </w:pPr>
-            <w:r>
-              <w:rPr>
-                <w:sz w:val="19"/>
-              </w:rPr>
-              <w:t>Planned for Week 4</w:t>
-            </w:r>
-          </w:p>
-        </w:tc>
-        <w:tc>
-          <w:tcPr>
-            <w:tcW w:type="dxa" w:w="4237"/>
-          </w:tcPr>
-          <w:p>
-            <w:pPr>
-              <w:keepNext/>
-              <w:spacing w:after="0"/>
-            </w:pPr>
-            <w:r>
-              <w:rPr>
-                <w:sz w:val="19"/>
-              </w:rPr>
-              <w:t>Oscar Khumalo</w:t>
+            <w:tcW w:type="dxa" w:w="2606"/>
+          </w:tcPr>
+          <w:p>
+            <w:pPr>
+              <w:keepNext/>
+              <w:spacing w:after="0"/>
+            </w:pPr>
+            <w:r>
+              <w:rPr>
+                <w:sz w:val="18"/>
+              </w:rPr>
+              <w:t>fe19ea8 and pull request #2</w:t>
+            </w:r>
+          </w:p>
+        </w:tc>
+        <w:tc>
+          <w:tcPr>
+            <w:tcW w:type="dxa" w:w="1020"/>
+          </w:tcPr>
+          <w:p>
+            <w:pPr>
+              <w:keepNext/>
+              <w:spacing w:after="0"/>
+            </w:pPr>
+            <w:r>
+              <w:rPr>
+                <w:sz w:val="18"/>
+              </w:rPr>
+              <w:t>21 Oct</w:t>
+            </w:r>
+          </w:p>
+        </w:tc>
+        <w:tc>
+          <w:tcPr>
+            <w:tcW w:type="dxa" w:w="1926"/>
+          </w:tcPr>
+          <w:p>
+            <w:pPr>
+              <w:keepNext/>
+              <w:spacing w:after="0"/>
+            </w:pPr>
+            <w:r>
+              <w:rPr>
+                <w:sz w:val="18"/>
+              </w:rPr>
+              <w:t>Lebohang Tlaitlai</w:t>
+            </w:r>
+          </w:p>
+        </w:tc>
+        <w:tc>
+          <w:tcPr>
+            <w:tcW w:type="dxa" w:w="4420"/>
+          </w:tcPr>
+          <w:p>
+            <w:pPr>
+              <w:keepNext/>
+              <w:spacing w:after="0"/>
+            </w:pPr>
+            <w:r>
+              <w:rPr>
+                <w:sz w:val="18"/>
+              </w:rPr>
+              <w:t>React set up and Login page</w:t>
             </w:r>
           </w:p>
         </w:tc>
@@ -5642,52 +7118,69 @@
         </w:trPr>
         <w:tc>
           <w:tcPr>
-            <w:tcW w:type="dxa" w:w="3400"/>
-          </w:tcPr>
-          <w:p>
-            <w:pPr>
-              <w:keepNext/>
-              <w:spacing w:after="0"/>
-            </w:pPr>
-            <w:r>
-              <w:rPr>
-                <w:sz w:val="19"/>
-              </w:rPr>
-              <w:t>Slots and booking endpoints</w:t>
-            </w:r>
-          </w:p>
-        </w:tc>
-        <w:tc>
-          <w:tcPr>
-            <w:tcW w:type="dxa" w:w="2000"/>
-          </w:tcPr>
-          <w:p>
-            <w:pPr>
-              <w:keepNext/>
-              <w:spacing w:after="0"/>
-            </w:pPr>
-            <w:r>
-              <w:rPr>
-                <w:sz w:val="19"/>
-              </w:rPr>
-              <w:t>Planned for Week 4</w:t>
-            </w:r>
-          </w:p>
-        </w:tc>
-        <w:tc>
-          <w:tcPr>
-            <w:tcW w:type="dxa" w:w="4237"/>
-          </w:tcPr>
-          <w:p>
-            <w:pPr>
-              <w:keepNext/>
-              <w:spacing w:after="0"/>
-            </w:pPr>
-            <w:r>
-              <w:rPr>
-                <w:sz w:val="19"/>
-              </w:rPr>
-              <w:t>Oscar Khumalo and Willem Gerber</w:t>
+            <w:tcW w:type="dxa" w:w="2606"/>
+          </w:tcPr>
+          <w:p>
+            <w:pPr>
+              <w:keepNext/>
+              <w:spacing w:after="0"/>
+            </w:pPr>
+            <w:r>
+              <w:rPr>
+                <w:sz w:val="18"/>
+              </w:rPr>
+              <w:t>5682abf and pull request #3</w:t>
+            </w:r>
+          </w:p>
+        </w:tc>
+        <w:tc>
+          <w:tcPr>
+            <w:tcW w:type="dxa" w:w="1020"/>
+          </w:tcPr>
+          <w:p>
+            <w:pPr>
+              <w:keepNext/>
+              <w:spacing w:after="0"/>
+            </w:pPr>
+            <w:r>
+              <w:rPr>
+                <w:sz w:val="18"/>
+              </w:rPr>
+              <w:t>21 Oct</w:t>
+            </w:r>
+          </w:p>
+        </w:tc>
+        <w:tc>
+          <w:tcPr>
+            <w:tcW w:type="dxa" w:w="1926"/>
+          </w:tcPr>
+          <w:p>
+            <w:pPr>
+              <w:keepNext/>
+              <w:spacing w:after="0"/>
+            </w:pPr>
+            <w:r>
+              <w:rPr>
+                <w:sz w:val="18"/>
+              </w:rPr>
+              <w:t>Oscar Khumalo</w:t>
+            </w:r>
+          </w:p>
+        </w:tc>
+        <w:tc>
+          <w:tcPr>
+            <w:tcW w:type="dxa" w:w="4420"/>
+          </w:tcPr>
+          <w:p>
+            <w:pPr>
+              <w:keepNext/>
+              <w:spacing w:after="0"/>
+            </w:pPr>
+            <w:r>
+              <w:rPr>
+                <w:sz w:val="18"/>
+              </w:rPr>
+              <w:t>Database connection and email reminders</w:t>
             </w:r>
           </w:p>
         </w:tc>
@@ -5698,52 +7191,69 @@
         </w:trPr>
         <w:tc>
           <w:tcPr>
-            <w:tcW w:type="dxa" w:w="3400"/>
-          </w:tcPr>
-          <w:p>
-            <w:pPr>
-              <w:keepNext/>
-              <w:spacing w:after="0"/>
-            </w:pPr>
-            <w:r>
-              <w:rPr>
-                <w:sz w:val="19"/>
-              </w:rPr>
-              <w:t>React pages and mobile layout</w:t>
-            </w:r>
-          </w:p>
-        </w:tc>
-        <w:tc>
-          <w:tcPr>
-            <w:tcW w:type="dxa" w:w="2000"/>
-          </w:tcPr>
-          <w:p>
-            <w:pPr>
-              <w:keepNext/>
-              <w:spacing w:after="0"/>
-            </w:pPr>
-            <w:r>
-              <w:rPr>
-                <w:sz w:val="19"/>
-              </w:rPr>
-              <w:t>Planned for Week 4</w:t>
-            </w:r>
-          </w:p>
-        </w:tc>
-        <w:tc>
-          <w:tcPr>
-            <w:tcW w:type="dxa" w:w="4237"/>
-          </w:tcPr>
-          <w:p>
-            <w:pPr>
-              <w:keepNext/>
-              <w:spacing w:after="0"/>
-            </w:pPr>
-            <w:r>
-              <w:rPr>
-                <w:sz w:val="19"/>
-              </w:rPr>
-              <w:t>Thomas du Plessis</w:t>
+            <w:tcW w:type="dxa" w:w="2606"/>
+          </w:tcPr>
+          <w:p>
+            <w:pPr>
+              <w:keepNext/>
+              <w:spacing w:after="0"/>
+            </w:pPr>
+            <w:r>
+              <w:rPr>
+                <w:sz w:val="18"/>
+              </w:rPr>
+              <w:t>590e891</w:t>
+            </w:r>
+          </w:p>
+        </w:tc>
+        <w:tc>
+          <w:tcPr>
+            <w:tcW w:type="dxa" w:w="1020"/>
+          </w:tcPr>
+          <w:p>
+            <w:pPr>
+              <w:keepNext/>
+              <w:spacing w:after="0"/>
+            </w:pPr>
+            <w:r>
+              <w:rPr>
+                <w:sz w:val="18"/>
+              </w:rPr>
+              <w:t>21 Oct</w:t>
+            </w:r>
+          </w:p>
+        </w:tc>
+        <w:tc>
+          <w:tcPr>
+            <w:tcW w:type="dxa" w:w="1926"/>
+          </w:tcPr>
+          <w:p>
+            <w:pPr>
+              <w:keepNext/>
+              <w:spacing w:after="0"/>
+            </w:pPr>
+            <w:r>
+              <w:rPr>
+                <w:sz w:val="18"/>
+              </w:rPr>
+              <w:t>Willem Gerber</w:t>
+            </w:r>
+          </w:p>
+        </w:tc>
+        <w:tc>
+          <w:tcPr>
+            <w:tcW w:type="dxa" w:w="4420"/>
+          </w:tcPr>
+          <w:p>
+            <w:pPr>
+              <w:keepNext/>
+              <w:spacing w:after="0"/>
+            </w:pPr>
+            <w:r>
+              <w:rPr>
+                <w:sz w:val="18"/>
+              </w:rPr>
+              <w:t>Booking error handling and Book a slot page</w:t>
             </w:r>
           </w:p>
         </w:tc>
@@ -5754,49 +7264,211 @@
         </w:trPr>
         <w:tc>
           <w:tcPr>
-            <w:tcW w:type="dxa" w:w="3400"/>
-          </w:tcPr>
-          <w:p>
-            <w:pPr>
-              <w:spacing w:after="0"/>
-            </w:pPr>
-            <w:r>
-              <w:rPr>
-                <w:sz w:val="19"/>
-              </w:rPr>
-              <w:t>Email confirmation and reminders</w:t>
-            </w:r>
-          </w:p>
-        </w:tc>
-        <w:tc>
-          <w:tcPr>
-            <w:tcW w:type="dxa" w:w="2000"/>
-          </w:tcPr>
-          <w:p>
-            <w:pPr>
-              <w:spacing w:after="0"/>
-            </w:pPr>
-            <w:r>
-              <w:rPr>
-                <w:sz w:val="19"/>
-              </w:rPr>
-              <w:t>Planned for Week 4</w:t>
-            </w:r>
-          </w:p>
-        </w:tc>
-        <w:tc>
-          <w:tcPr>
-            <w:tcW w:type="dxa" w:w="4237"/>
-          </w:tcPr>
-          <w:p>
-            <w:pPr>
-              <w:spacing w:after="0"/>
-            </w:pPr>
-            <w:r>
-              <w:rPr>
-                <w:sz w:val="19"/>
-              </w:rPr>
-              <w:t>Gerhardus van den Berg</w:t>
+            <w:tcW w:type="dxa" w:w="2606"/>
+          </w:tcPr>
+          <w:p>
+            <w:pPr>
+              <w:keepNext/>
+              <w:spacing w:after="0"/>
+            </w:pPr>
+            <w:r>
+              <w:rPr>
+                <w:sz w:val="18"/>
+              </w:rPr>
+              <w:t>e9b5f3e and pull request #4</w:t>
+            </w:r>
+          </w:p>
+        </w:tc>
+        <w:tc>
+          <w:tcPr>
+            <w:tcW w:type="dxa" w:w="1020"/>
+          </w:tcPr>
+          <w:p>
+            <w:pPr>
+              <w:keepNext/>
+              <w:spacing w:after="0"/>
+            </w:pPr>
+            <w:r>
+              <w:rPr>
+                <w:sz w:val="18"/>
+              </w:rPr>
+              <w:t>22 Oct</w:t>
+            </w:r>
+          </w:p>
+        </w:tc>
+        <w:tc>
+          <w:tcPr>
+            <w:tcW w:type="dxa" w:w="1926"/>
+          </w:tcPr>
+          <w:p>
+            <w:pPr>
+              <w:keepNext/>
+              <w:spacing w:after="0"/>
+            </w:pPr>
+            <w:r>
+              <w:rPr>
+                <w:sz w:val="18"/>
+              </w:rPr>
+              <w:t>Lebohang Tlaitlai</w:t>
+            </w:r>
+          </w:p>
+        </w:tc>
+        <w:tc>
+          <w:tcPr>
+            <w:tcW w:type="dxa" w:w="4420"/>
+          </w:tcPr>
+          <w:p>
+            <w:pPr>
+              <w:keepNext/>
+              <w:spacing w:after="0"/>
+            </w:pPr>
+            <w:r>
+              <w:rPr>
+                <w:sz w:val="18"/>
+              </w:rPr>
+              <w:t>Slots API</w:t>
+            </w:r>
+          </w:p>
+        </w:tc>
+      </w:tr>
+      <w:tr>
+        <w:trPr>
+          <w:cantSplit/>
+        </w:trPr>
+        <w:tc>
+          <w:tcPr>
+            <w:tcW w:type="dxa" w:w="2606"/>
+          </w:tcPr>
+          <w:p>
+            <w:pPr>
+              <w:keepNext/>
+              <w:spacing w:after="0"/>
+            </w:pPr>
+            <w:r>
+              <w:rPr>
+                <w:sz w:val="18"/>
+              </w:rPr>
+              <w:t>87cefdb</w:t>
+            </w:r>
+          </w:p>
+        </w:tc>
+        <w:tc>
+          <w:tcPr>
+            <w:tcW w:type="dxa" w:w="1020"/>
+          </w:tcPr>
+          <w:p>
+            <w:pPr>
+              <w:keepNext/>
+              <w:spacing w:after="0"/>
+            </w:pPr>
+            <w:r>
+              <w:rPr>
+                <w:sz w:val="18"/>
+              </w:rPr>
+              <w:t>22 Oct</w:t>
+            </w:r>
+          </w:p>
+        </w:tc>
+        <w:tc>
+          <w:tcPr>
+            <w:tcW w:type="dxa" w:w="1926"/>
+          </w:tcPr>
+          <w:p>
+            <w:pPr>
+              <w:keepNext/>
+              <w:spacing w:after="0"/>
+            </w:pPr>
+            <w:r>
+              <w:rPr>
+                <w:sz w:val="18"/>
+              </w:rPr>
+              <w:t>Willem Gerber</w:t>
+            </w:r>
+          </w:p>
+        </w:tc>
+        <w:tc>
+          <w:tcPr>
+            <w:tcW w:type="dxa" w:w="4420"/>
+          </w:tcPr>
+          <w:p>
+            <w:pPr>
+              <w:keepNext/>
+              <w:spacing w:after="0"/>
+            </w:pPr>
+            <w:r>
+              <w:rPr>
+                <w:sz w:val="18"/>
+              </w:rPr>
+              <w:t>My bookings page and phone layout</w:t>
+            </w:r>
+          </w:p>
+        </w:tc>
+      </w:tr>
+      <w:tr>
+        <w:trPr>
+          <w:cantSplit/>
+        </w:trPr>
+        <w:tc>
+          <w:tcPr>
+            <w:tcW w:type="dxa" w:w="2606"/>
+          </w:tcPr>
+          <w:p>
+            <w:pPr>
+              <w:spacing w:after="0"/>
+            </w:pPr>
+            <w:r>
+              <w:rPr>
+                <w:sz w:val="18"/>
+              </w:rPr>
+              <w:t>c2ecca1 and pull request #6</w:t>
+            </w:r>
+          </w:p>
+        </w:tc>
+        <w:tc>
+          <w:tcPr>
+            <w:tcW w:type="dxa" w:w="1020"/>
+          </w:tcPr>
+          <w:p>
+            <w:pPr>
+              <w:spacing w:after="0"/>
+            </w:pPr>
+            <w:r>
+              <w:rPr>
+                <w:sz w:val="18"/>
+              </w:rPr>
+              <w:t>22 Oct</w:t>
+            </w:r>
+          </w:p>
+        </w:tc>
+        <w:tc>
+          <w:tcPr>
+            <w:tcW w:type="dxa" w:w="1926"/>
+          </w:tcPr>
+          <w:p>
+            <w:pPr>
+              <w:spacing w:after="0"/>
+            </w:pPr>
+            <w:r>
+              <w:rPr>
+                <w:sz w:val="18"/>
+              </w:rPr>
+              <w:t>Thomas du Plessis</w:t>
+            </w:r>
+          </w:p>
+        </w:tc>
+        <w:tc>
+          <w:tcPr>
+            <w:tcW w:type="dxa" w:w="4420"/>
+          </w:tcPr>
+          <w:p>
+            <w:pPr>
+              <w:spacing w:after="0"/>
+            </w:pPr>
+            <w:r>
+              <w:rPr>
+                <w:sz w:val="18"/>
+              </w:rPr>
+              <w:t>Lecturer slots page</w:t>
             </w:r>
           </w:p>
         </w:tc>
@@ -5812,63 +7484,19 @@
     </w:p>
     <w:p>
       <w:pPr>
-        <w:pStyle w:val="Heading1"/>
-      </w:pPr>
-      <w:r>
-        <w:t>4.8 Version Control</w:t>
+        <w:spacing w:after="80"/>
+      </w:pPr>
+      <w:r>
+        <w:rPr/>
+        <w:t>The fixes found in testing are applied in a working copy and are committed in a pull request after review</w:t>
       </w:r>
     </w:p>
     <w:p>
-      <w:r>
-        <w:t>Explain repository structure, branches, commits, pull/merge activity and team collaboration.</w:t>
-      </w:r>
-    </w:p>
-    <w:p>
-      <w:r>
-        <w:t>________________________________________________________________________________</w:t>
-      </w:r>
-    </w:p>
-    <w:p>
-      <w:r>
-        <w:t>________________________________________________________________________________</w:t>
-      </w:r>
-    </w:p>
-    <w:p>
-      <w:r>
-        <w:t>________________________________________________________________________________</w:t>
-      </w:r>
-    </w:p>
-    <w:p>
-      <w:r>
-        <w:t>________________________________________________________________________________</w:t>
-      </w:r>
-    </w:p>
-    <w:p>
       <w:pPr>
         <w:pStyle w:val="Heading1"/>
       </w:pPr>
       <w:r>
         <w:t>4.9 Chapter Summary</w:t>
-      </w:r>
-    </w:p>
-    <w:p>
-      <w:r>
-        <w:t>Summarise the implemented system and prepare for testing.</w:t>
-      </w:r>
-    </w:p>
-    <w:p>
-      <w:r>
-        <w:t>________________________________________________________________________________</w:t>
-      </w:r>
-    </w:p>
-    <w:p>
-      <w:r>
-        <w:t>________________________________________________________________________________</w:t>
-      </w:r>
-    </w:p>
-    <w:p>
-      <w:r>
-        <w:t>________________________________________________________________________________</w:t>
       </w:r>
     </w:p>
     <w:sectPr>
@@ -5881,6 +7509,39 @@
       <w:cols w:space="720"/>
       <w:docGrid w:linePitch="360"/>
     </w:sectPr>
+    <w:p>
+      <w:pPr>
+        <w:spacing w:after="80"/>
+      </w:pPr>
+      <w:r>
+        <w:rPr/>
+        <w:t>Chapter 4 showed how CampusBook was designed and built</w:t>
+        <w:br/>
+      </w:r>
+      <w:r>
+        <w:rPr/>
+        <w:t>The architecture and the diagrams and the wireframes were turned into a React front end and an Express back end with a MySQL database</w:t>
+        <w:br/>
+      </w:r>
+      <w:r>
+        <w:rPr/>
+        <w:t>All the planned pages work for students and lecturers and the screenshots in 4.7 show them running</w:t>
+        <w:br/>
+      </w:r>
+      <w:r>
+        <w:rPr/>
+        <w:t>Version control with GitHub kept the work of the group clear</w:t>
+      </w:r>
+    </w:p>
+    <w:p>
+      <w:pPr>
+        <w:spacing w:after="80"/>
+      </w:pPr>
+      <w:r>
+        <w:rPr/>
+        <w:t>Chapter 5 tests the system against the requirements and reports the results</w:t>
+      </w:r>
+    </w:p>
   </w:body>
 </w:document>
 </file>
